--- a/Documents/Paper/paper.docx
+++ b/Documents/Paper/paper.docx
@@ -13,6 +13,81 @@
     </w:p>
     <w:p>
       <w:pPr>
+        <w:ind w:firstLine="0"/>
+        <w:jc w:val="center"/>
+      </w:pPr>
+      <w:r>
+        <w:rPr/>
+        <w:t>Minh Tan Tram</w:t>
+      </w:r>
+      <w:r>
+        <w:rPr>
+          <w:vertAlign w:val="superscript"/>
+        </w:rPr>
+        <w:t>1,*</w:t>
+      </w:r>
+      <w:r>
+        <w:rPr/>
+        <w:t xml:space="preserve">, </w:t>
+      </w:r>
+      <w:r>
+        <w:rPr/>
+        <w:t>Thanh Huy Phung</w:t>
+      </w:r>
+      <w:r>
+        <w:rPr>
+          <w:vertAlign w:val="superscript"/>
+        </w:rPr>
+        <w:t>1</w:t>
+      </w:r>
+    </w:p>
+    <w:p>
+      <w:pPr>
+        <w:ind w:firstLine="0"/>
+        <w:jc w:val="center"/>
+      </w:pPr>
+      <w:r>
+        <w:rPr>
+          <w:i/>
+          <w:sz w:val="22"/>
+          <w:vertAlign w:val="superscript"/>
+        </w:rPr>
+        <w:t>1</w:t>
+      </w:r>
+      <w:r>
+        <w:rPr>
+          <w:i/>
+          <w:sz w:val="22"/>
+        </w:rPr>
+        <w:t>Ho Chi Minh City University of Technology (HCMUT), Vietnam National University Ho Chi Minh City (VNU-HCM), 268 Ly Thuong Kiet Street, Ho Chi Minh City, Vietnam</w:t>
+      </w:r>
+    </w:p>
+    <w:p>
+      <w:pPr>
+        <w:ind w:firstLine="0"/>
+        <w:jc w:val="center"/>
+      </w:pPr>
+      <w:r>
+        <w:rPr>
+          <w:sz w:val="22"/>
+        </w:rPr>
+        <w:t>*Corresponding author: Minh Tan Tram, e-mail: tmtan.sdh241@hcmut.edu.vn</w:t>
+      </w:r>
+    </w:p>
+    <w:p>
+      <w:pPr>
+        <w:ind w:firstLine="0"/>
+        <w:jc w:val="center"/>
+      </w:pPr>
+      <w:r>
+        <w:rPr>
+          <w:sz w:val="22"/>
+        </w:rPr>
+        <w:t>Thanh Huy Phung, e-mail: huypt@hcmut.edu.vn</w:t>
+      </w:r>
+    </w:p>
+    <w:p>
+      <w:pPr>
         <w:pStyle w:val="Heading1"/>
       </w:pPr>
       <w:r>
@@ -26,7 +101,7 @@
       </w:pPr>
       <w:r>
         <w:rPr/>
-        <w:t>The steering feel of a column electric power steering (C-EPS) system is set by an assist map and a stabilizing compensator that are calibrated for each vehicle on a dry road. Because the map reacts only to the measured torsion-bar torque, it has no target to compare with: any change of the road-reaction torque is attenuated only by the factor 1/(1+s), where s is the local map slope, which stability and noise requirements keep small. Tire–road friction loss, column Coulomb friction, high lateral acceleration, and fast steering transitions therefore leave a torque error that the map cannot remove. This study adds torque feedback to a calibrated map without changing it. A PID branch acts on the error between the measured torsion-bar torque and a target defined from vehicle speed and lateral acceleration, without estimating friction or rack force, and is placed in parallel with the map and its compensator; only its four parameters are searched. A steady-state analysis shows that the branch removes the torque error for any monotonic map while the actuator is unsaturated, and that it supplies only the residual the map leaves. Three structures are compared: the lead–lag-compensated map (Map), a PID controller that replaces the map (PID), and the plug-in combination (MapPID). The comparison uses a nonlinear C-EPS–vehicle model with tire-force saturation, slip-dependent pneumatic trail, motor dynamics, bounded assistance, and quantized sensor noise, with common feasibility gates, Pareto-based calibration, and independent steady-cornering, friction-change, and weaving scenarios.</w:t>
+        <w:t>The steering feel of a column electric power steering (C-EPS) system is set by an assist map and a compensator calibrated for each vehicle on a dry road. Because the map has no target to compare with, a change of the road-reaction torque is attenuated only by the factor 1/(1+s), where s is the local map slope, which stability and noise keep small. This study adds torque feedback to a calibrated map without changing it. A PID branch acts on the error between the measured torque and a target defined from vehicle speed and lateral acceleration, without friction estimation, in parallel with the map and its compensator; only its four parameters are tuned for each vehicle. A steady-state analysis shows that it removes the torque error for any monotonic map while the actuator is unsaturated. The lead–lag-compensated map (Map), a PID controller that replaces the map (PID), and the plug-in combination (MapPID) are compared on a nonlinear C-EPS–vehicle model with tire saturation, motor dynamics, and sensor noise, with common gates and Pareto-based parameter selection. In independent cornering, friction-change, and weaving scenarios, the RMS torque error of Map is 3.3 to 8.1 times that of the feedback controllers, reaching 32 % of the reference in held turns and 87 % in lane changes. MapPID tracks like PID in cornering and within 7 % and 36 % of it in friction change and weaving, while its high-frequency assist torque is 30 to 38 % lower. The results come from one simulated vehicle.</w:t>
       </w:r>
     </w:p>
     <w:p>
@@ -152,7 +227,7 @@
       </w:pPr>
       <w:r>
         <w:rPr/>
-        <w:t>This study adds that feedback as a branch. A PID controller on the torque error is placed in parallel with the map and compensator, which stay as the vehicle has them, and only its four parameters are searched, for each vehicle, on a plant model matched to that vehicle. The Map of this study, an assist map with lead–lag compensation, stands for the block of a production vehicle, and the resulting structure is called MapPID. It is compared with the Map alone and with a PID controller that replaces the map (PID), to show what the branch adds to the map and what the map adds to direct feedback. All three share one torque target defined from measured vehicle speed and lateral acceleration [5,13], which needs no friction estimate and, for the added branch, must reproduce the dry-road torque of the vehicle's own map. The comparison uses a nonlinear C-EPS–vehicle model with tire saturation, motor dynamics, and noisy sensors.</w:t>
+        <w:t>This study adds that feedback as a branch. A PID controller on the torque error is placed in parallel with the map and compensator, which stay as the vehicle has them, and only its four parameters are tuned for each vehicle. The Map of this study, an assist map with lead–lag compensation, stands for the block of a production vehicle, and the resulting structure is called MapPID. It is compared with the Map alone and with a PID controller that replaces the map (PID), to show what the branch adds to the map and what the map adds to direct feedback. All three share one torque target defined from measured vehicle speed and lateral acceleration [5,13], which needs no friction estimate and, for the added branch, must reproduce the dry-road torque of the vehicle's own map. The comparison uses a nonlinear C-EPS–vehicle model with tire saturation, motor dynamics, and noisy sensors.</w:t>
       </w:r>
     </w:p>
     <w:p>
@@ -187,7 +262,7 @@
       </w:pPr>
       <w:r>
         <w:rPr/>
-        <w:t>A plug-in procedure that adds a PID branch to an existing assist map and compensator without changing them, with four parameters searched per vehicle and an anti-windup rule adapted to the combined forward gain.</w:t>
+        <w:t>A plug-in procedure that adds a PID branch to an existing assist map and compensator without changing them, with four parameters tuned for each vehicle and an anti-windup rule adapted to the combined forward gain.</w:t>
       </w:r>
     </w:p>
     <w:p>
@@ -206,6 +281,7 @@
     <w:p>
       <w:pPr>
         <w:pStyle w:val="Heading1"/>
+        <w:pageBreakBefore/>
       </w:pPr>
       <w:r>
         <w:rPr/>
@@ -352,7 +428,7 @@
       <w:r>
         <w:drawing xmlns:a="http://schemas.openxmlformats.org/drawingml/2006/main" xmlns:pic="http://schemas.openxmlformats.org/drawingml/2006/picture">
           <wp:inline distT="0" distB="0" distL="0" distR="0">
-            <wp:extent cx="5731200" cy="2549382"/>
+            <wp:extent cx="5731200" cy="2444982"/>
             <wp:effectExtent l="0" t="0" r="0" b="0"/>
             <wp:docPr id="1010" name="Figure group 1010"/>
             <wp:cNvGraphicFramePr/>
@@ -363,9 +439,9 @@
                   <wpg:grpSpPr>
                     <a:xfrm>
                       <a:off x="0" y="0"/>
-                      <a:ext cx="5731200" cy="2549382"/>
+                      <a:ext cx="5731200" cy="2444982"/>
                       <a:chOff x="0" y="0"/>
-                      <a:chExt cx="5731200" cy="2549382"/>
+                      <a:chExt cx="5731200" cy="2444982"/>
                     </a:xfrm>
                   </wpg:grpSpPr>
                   <pic:pic>
@@ -395,7 +471,7 @@
                     <wps:spPr>
                       <a:xfrm>
                         <a:off x="0" y="2012982"/>
-                        <a:ext cx="5731200" cy="536400"/>
+                        <a:ext cx="5731200" cy="432000"/>
                       </a:xfrm>
                       <a:prstGeom prst="rect">
                         <a:avLst/>
@@ -1202,7 +1278,7 @@
       <w:r>
         <w:drawing xmlns:a="http://schemas.openxmlformats.org/drawingml/2006/main" xmlns:pic="http://schemas.openxmlformats.org/drawingml/2006/picture">
           <wp:inline distT="0" distB="0" distL="0" distR="0">
-            <wp:extent cx="5731200" cy="5533848"/>
+            <wp:extent cx="5731200" cy="5472648"/>
             <wp:effectExtent l="0" t="0" r="0" b="0"/>
             <wp:docPr id="1020" name="Figure group 1020"/>
             <wp:cNvGraphicFramePr/>
@@ -1213,9 +1289,9 @@
                   <wpg:grpSpPr>
                     <a:xfrm>
                       <a:off x="0" y="0"/>
-                      <a:ext cx="5731200" cy="5533848"/>
+                      <a:ext cx="5731200" cy="5472648"/>
                       <a:chOff x="0" y="0"/>
-                      <a:chExt cx="5731200" cy="5533848"/>
+                      <a:chExt cx="5731200" cy="5472648"/>
                     </a:xfrm>
                   </wpg:grpSpPr>
                   <pic:pic>
@@ -1245,7 +1321,7 @@
                     <wps:spPr>
                       <a:xfrm>
                         <a:off x="0" y="5220648"/>
-                        <a:ext cx="5731200" cy="313200"/>
+                        <a:ext cx="5731200" cy="252000"/>
                       </a:xfrm>
                       <a:prstGeom prst="rect">
                         <a:avLst/>
@@ -2140,7 +2216,7 @@
       <w:r>
         <w:drawing xmlns:a="http://schemas.openxmlformats.org/drawingml/2006/main" xmlns:pic="http://schemas.openxmlformats.org/drawingml/2006/picture">
           <wp:inline distT="0" distB="0" distL="0" distR="0">
-            <wp:extent cx="5731200" cy="2836992"/>
+            <wp:extent cx="5731200" cy="2383920"/>
             <wp:effectExtent l="0" t="0" r="0" b="0"/>
             <wp:docPr id="1030" name="Figure group 1030"/>
             <wp:cNvGraphicFramePr/>
@@ -2151,9 +2227,9 @@
                   <wpg:grpSpPr>
                     <a:xfrm>
                       <a:off x="0" y="0"/>
-                      <a:ext cx="5731200" cy="2836992"/>
+                      <a:ext cx="5731200" cy="2383920"/>
                       <a:chOff x="0" y="0"/>
-                      <a:chExt cx="5731200" cy="2836992"/>
+                      <a:chExt cx="5731200" cy="2383920"/>
                     </a:xfrm>
                   </wpg:grpSpPr>
                   <pic:pic>
@@ -2170,7 +2246,7 @@
                     <pic:spPr>
                       <a:xfrm>
                         <a:off x="525600" y="0"/>
-                        <a:ext cx="4680000" cy="2246592"/>
+                        <a:ext cx="4680000" cy="2077920"/>
                       </a:xfrm>
                       <a:prstGeom prst="rect">
                         <a:avLst/>
@@ -2182,8 +2258,8 @@
                     <wps:cNvSpPr txBox="1"/>
                     <wps:spPr>
                       <a:xfrm>
-                        <a:off x="0" y="2300592"/>
-                        <a:ext cx="5731200" cy="536400"/>
+                        <a:off x="0" y="2131920"/>
+                        <a:ext cx="5731200" cy="252000"/>
                       </a:xfrm>
                       <a:prstGeom prst="rect">
                         <a:avLst/>
@@ -4787,6 +4863,7 @@
           <w:p>
             <w:pPr>
               <w:keepNext/>
+              <w:spacing w:line="240" w:lineRule="auto"/>
               <w:jc w:val="center"/>
             </w:pPr>
             <w:r>
@@ -4804,6 +4881,7 @@
           <w:p>
             <w:pPr>
               <w:keepNext/>
+              <w:spacing w:line="240" w:lineRule="auto"/>
               <w:jc w:val="center"/>
             </w:pPr>
             <w:r>
@@ -4821,6 +4899,7 @@
           <w:p>
             <w:pPr>
               <w:keepNext/>
+              <w:spacing w:line="240" w:lineRule="auto"/>
               <w:jc w:val="center"/>
             </w:pPr>
             <w:r>
@@ -4838,6 +4917,7 @@
           <w:p>
             <w:pPr>
               <w:keepNext/>
+              <w:spacing w:line="240" w:lineRule="auto"/>
               <w:jc w:val="center"/>
             </w:pPr>
             <w:r>
@@ -4855,6 +4935,7 @@
           <w:p>
             <w:pPr>
               <w:keepNext/>
+              <w:spacing w:line="240" w:lineRule="auto"/>
               <w:jc w:val="center"/>
             </w:pPr>
             <w:r>
@@ -4872,6 +4953,7 @@
           <w:p>
             <w:pPr>
               <w:keepNext/>
+              <w:spacing w:line="240" w:lineRule="auto"/>
               <w:jc w:val="center"/>
             </w:pPr>
             <w:r>
@@ -4894,6 +4976,7 @@
           <w:p>
             <w:pPr>
               <w:keepNext/>
+              <w:spacing w:line="240" w:lineRule="auto"/>
               <w:jc w:val="center"/>
             </w:pPr>
             <w:r>
@@ -4909,6 +4992,7 @@
           <w:p>
             <w:pPr>
               <w:keepNext/>
+              <w:spacing w:line="240" w:lineRule="auto"/>
               <w:jc w:val="center"/>
             </w:pPr>
             <w:r>
@@ -4924,6 +5008,7 @@
           <w:p>
             <w:pPr>
               <w:keepNext/>
+              <w:spacing w:line="240" w:lineRule="auto"/>
               <w:jc w:val="center"/>
             </w:pPr>
             <w:r>
@@ -4939,6 +5024,7 @@
           <w:p>
             <w:pPr>
               <w:keepNext/>
+              <w:spacing w:line="240" w:lineRule="auto"/>
               <w:jc w:val="center"/>
             </w:pPr>
             <w:r>
@@ -4954,6 +5040,7 @@
           <w:p>
             <w:pPr>
               <w:keepNext/>
+              <w:spacing w:line="240" w:lineRule="auto"/>
               <w:jc w:val="center"/>
             </w:pPr>
             <w:r>
@@ -4969,6 +5056,7 @@
           <w:p>
             <w:pPr>
               <w:keepNext/>
+              <w:spacing w:line="240" w:lineRule="auto"/>
               <w:jc w:val="center"/>
             </w:pPr>
             <w:r>
@@ -4989,6 +5077,7 @@
           <w:p>
             <w:pPr>
               <w:keepNext/>
+              <w:spacing w:line="240" w:lineRule="auto"/>
               <w:jc w:val="center"/>
             </w:pPr>
             <w:r>
@@ -5004,6 +5093,7 @@
           <w:p>
             <w:pPr>
               <w:keepNext/>
+              <w:spacing w:line="240" w:lineRule="auto"/>
               <w:jc w:val="center"/>
             </w:pPr>
             <w:r>
@@ -5019,6 +5109,7 @@
           <w:p>
             <w:pPr>
               <w:keepNext/>
+              <w:spacing w:line="240" w:lineRule="auto"/>
               <w:jc w:val="center"/>
             </w:pPr>
             <w:r>
@@ -5034,6 +5125,7 @@
           <w:p>
             <w:pPr>
               <w:keepNext/>
+              <w:spacing w:line="240" w:lineRule="auto"/>
               <w:jc w:val="center"/>
             </w:pPr>
             <w:r>
@@ -5049,6 +5141,7 @@
           <w:p>
             <w:pPr>
               <w:keepNext/>
+              <w:spacing w:line="240" w:lineRule="auto"/>
               <w:jc w:val="center"/>
             </w:pPr>
             <w:r>
@@ -5064,6 +5157,7 @@
           <w:p>
             <w:pPr>
               <w:keepNext/>
+              <w:spacing w:line="240" w:lineRule="auto"/>
               <w:jc w:val="center"/>
             </w:pPr>
             <w:r>
@@ -5084,6 +5178,7 @@
           <w:p>
             <w:pPr>
               <w:keepNext/>
+              <w:spacing w:line="240" w:lineRule="auto"/>
               <w:jc w:val="center"/>
             </w:pPr>
             <w:r>
@@ -5099,6 +5194,7 @@
           <w:p>
             <w:pPr>
               <w:keepNext/>
+              <w:spacing w:line="240" w:lineRule="auto"/>
               <w:jc w:val="center"/>
             </w:pPr>
             <w:r>
@@ -5114,6 +5210,7 @@
           <w:p>
             <w:pPr>
               <w:keepNext/>
+              <w:spacing w:line="240" w:lineRule="auto"/>
               <w:jc w:val="center"/>
             </w:pPr>
             <w:r>
@@ -5129,6 +5226,7 @@
           <w:p>
             <w:pPr>
               <w:keepNext/>
+              <w:spacing w:line="240" w:lineRule="auto"/>
               <w:jc w:val="center"/>
             </w:pPr>
             <w:r>
@@ -5144,6 +5242,7 @@
           <w:p>
             <w:pPr>
               <w:keepNext/>
+              <w:spacing w:line="240" w:lineRule="auto"/>
               <w:jc w:val="center"/>
             </w:pPr>
             <w:r>
@@ -5159,6 +5258,7 @@
           <w:p>
             <w:pPr>
               <w:keepNext/>
+              <w:spacing w:line="240" w:lineRule="auto"/>
               <w:jc w:val="center"/>
             </w:pPr>
             <w:r>
@@ -5178,6 +5278,7 @@
           </w:tcPr>
           <w:p>
             <w:pPr>
+              <w:spacing w:line="240" w:lineRule="auto"/>
               <w:jc w:val="center"/>
             </w:pPr>
             <w:r>
@@ -5192,6 +5293,7 @@
           </w:tcPr>
           <w:p>
             <w:pPr>
+              <w:spacing w:line="240" w:lineRule="auto"/>
               <w:jc w:val="center"/>
             </w:pPr>
             <w:r>
@@ -5206,6 +5308,7 @@
           </w:tcPr>
           <w:p>
             <w:pPr>
+              <w:spacing w:line="240" w:lineRule="auto"/>
               <w:jc w:val="center"/>
             </w:pPr>
             <w:r>
@@ -5220,6 +5323,7 @@
           </w:tcPr>
           <w:p>
             <w:pPr>
+              <w:spacing w:line="240" w:lineRule="auto"/>
               <w:jc w:val="center"/>
             </w:pPr>
             <w:r>
@@ -5234,6 +5338,7 @@
           </w:tcPr>
           <w:p>
             <w:pPr>
+              <w:spacing w:line="240" w:lineRule="auto"/>
               <w:jc w:val="center"/>
             </w:pPr>
             <w:r>
@@ -5248,6 +5353,7 @@
           </w:tcPr>
           <w:p>
             <w:pPr>
+              <w:spacing w:line="240" w:lineRule="auto"/>
               <w:jc w:val="center"/>
             </w:pPr>
             <w:r>
@@ -6182,6 +6288,7 @@
     <w:p>
       <w:pPr>
         <w:pStyle w:val="Heading1"/>
+        <w:pageBreakBefore/>
       </w:pPr>
       <w:r>
         <w:rPr/>
@@ -7966,7 +8073,7 @@
       <w:r>
         <w:drawing xmlns:a="http://schemas.openxmlformats.org/drawingml/2006/main" xmlns:pic="http://schemas.openxmlformats.org/drawingml/2006/picture">
           <wp:inline distT="0" distB="0" distL="0" distR="0">
-            <wp:extent cx="5731200" cy="1833221"/>
+            <wp:extent cx="5731200" cy="1772021"/>
             <wp:effectExtent l="0" t="0" r="0" b="0"/>
             <wp:docPr id="1040" name="Figure group 1040"/>
             <wp:cNvGraphicFramePr/>
@@ -7977,9 +8084,9 @@
                   <wpg:grpSpPr>
                     <a:xfrm>
                       <a:off x="0" y="0"/>
-                      <a:ext cx="5731200" cy="1833221"/>
+                      <a:ext cx="5731200" cy="1772021"/>
                       <a:chOff x="0" y="0"/>
-                      <a:chExt cx="5731200" cy="1833221"/>
+                      <a:chExt cx="5731200" cy="1772021"/>
                     </a:xfrm>
                   </wpg:grpSpPr>
                   <pic:pic>
@@ -8009,7 +8116,7 @@
                     <wps:spPr>
                       <a:xfrm>
                         <a:off x="0" y="1520021"/>
-                        <a:ext cx="5731200" cy="313200"/>
+                        <a:ext cx="5731200" cy="252000"/>
                       </a:xfrm>
                       <a:prstGeom prst="rect">
                         <a:avLst/>
@@ -10750,7 +10857,7 @@
       <w:r>
         <w:drawing xmlns:a="http://schemas.openxmlformats.org/drawingml/2006/main" xmlns:pic="http://schemas.openxmlformats.org/drawingml/2006/picture">
           <wp:inline distT="0" distB="0" distL="0" distR="0">
-            <wp:extent cx="5731200" cy="2236432"/>
+            <wp:extent cx="5731200" cy="2175232"/>
             <wp:effectExtent l="0" t="0" r="0" b="0"/>
             <wp:docPr id="1050" name="Figure group 1050"/>
             <wp:cNvGraphicFramePr/>
@@ -10761,9 +10868,9 @@
                   <wpg:grpSpPr>
                     <a:xfrm>
                       <a:off x="0" y="0"/>
-                      <a:ext cx="5731200" cy="2236432"/>
+                      <a:ext cx="5731200" cy="2175232"/>
                       <a:chOff x="0" y="0"/>
-                      <a:chExt cx="5731200" cy="2236432"/>
+                      <a:chExt cx="5731200" cy="2175232"/>
                     </a:xfrm>
                   </wpg:grpSpPr>
                   <pic:pic>
@@ -10793,7 +10900,7 @@
                     <wps:spPr>
                       <a:xfrm>
                         <a:off x="0" y="1923232"/>
-                        <a:ext cx="5731200" cy="313200"/>
+                        <a:ext cx="5731200" cy="252000"/>
                       </a:xfrm>
                       <a:prstGeom prst="rect">
                         <a:avLst/>
@@ -11368,7 +11475,7 @@
       <w:r>
         <w:drawing xmlns:a="http://schemas.openxmlformats.org/drawingml/2006/main" xmlns:pic="http://schemas.openxmlformats.org/drawingml/2006/picture">
           <wp:inline distT="0" distB="0" distL="0" distR="0">
-            <wp:extent cx="5731200" cy="2517584"/>
+            <wp:extent cx="5731200" cy="2456384"/>
             <wp:effectExtent l="0" t="0" r="0" b="0"/>
             <wp:docPr id="1060" name="Figure group 1060"/>
             <wp:cNvGraphicFramePr/>
@@ -11379,9 +11486,9 @@
                   <wpg:grpSpPr>
                     <a:xfrm>
                       <a:off x="0" y="0"/>
-                      <a:ext cx="5731200" cy="2517584"/>
+                      <a:ext cx="5731200" cy="2456384"/>
                       <a:chOff x="0" y="0"/>
-                      <a:chExt cx="5731200" cy="2517584"/>
+                      <a:chExt cx="5731200" cy="2456384"/>
                     </a:xfrm>
                   </wpg:grpSpPr>
                   <pic:pic>
@@ -11411,7 +11518,7 @@
                     <wps:spPr>
                       <a:xfrm>
                         <a:off x="0" y="2204384"/>
-                        <a:ext cx="5731200" cy="313200"/>
+                        <a:ext cx="5731200" cy="252000"/>
                       </a:xfrm>
                       <a:prstGeom prst="rect">
                         <a:avLst/>
@@ -13205,6 +13312,7 @@
     <w:p>
       <w:pPr>
         <w:pStyle w:val="Heading1"/>
+        <w:pageBreakBefore/>
       </w:pPr>
       <w:r>
         <w:rPr/>
@@ -14434,6 +14542,7 @@
           <w:p>
             <w:pPr>
               <w:keepNext/>
+              <w:spacing w:line="240" w:lineRule="auto"/>
               <w:jc w:val="center"/>
             </w:pPr>
             <w:r>
@@ -14451,6 +14560,7 @@
           <w:p>
             <w:pPr>
               <w:keepNext/>
+              <w:spacing w:line="240" w:lineRule="auto"/>
               <w:jc w:val="center"/>
             </w:pPr>
             <w:r>
@@ -14468,6 +14578,7 @@
           <w:p>
             <w:pPr>
               <w:keepNext/>
+              <w:spacing w:line="240" w:lineRule="auto"/>
               <w:jc w:val="center"/>
             </w:pPr>
             <w:r>
@@ -14485,6 +14596,7 @@
           <w:p>
             <w:pPr>
               <w:keepNext/>
+              <w:spacing w:line="240" w:lineRule="auto"/>
               <w:jc w:val="center"/>
             </w:pPr>
             <w:r>
@@ -14507,6 +14619,7 @@
           <w:p>
             <w:pPr>
               <w:keepNext/>
+              <w:spacing w:line="240" w:lineRule="auto"/>
               <w:jc w:val="left"/>
             </w:pPr>
             <w:r>
@@ -14522,6 +14635,7 @@
           <w:p>
             <w:pPr>
               <w:keepNext/>
+              <w:spacing w:line="240" w:lineRule="auto"/>
               <w:jc w:val="center"/>
             </w:pPr>
             <m:oMath>
@@ -14538,6 +14652,7 @@
           <w:p>
             <w:pPr>
               <w:keepNext/>
+              <w:spacing w:line="240" w:lineRule="auto"/>
               <w:jc w:val="center"/>
             </w:pPr>
             <w:r>
@@ -14553,6 +14668,7 @@
           <w:p>
             <w:pPr>
               <w:keepNext/>
+              <w:spacing w:line="240" w:lineRule="auto"/>
               <w:jc w:val="center"/>
             </w:pPr>
             <w:r>
@@ -14573,6 +14689,7 @@
           <w:p>
             <w:pPr>
               <w:keepNext/>
+              <w:spacing w:line="240" w:lineRule="auto"/>
               <w:jc w:val="left"/>
             </w:pPr>
             <w:r>
@@ -14588,6 +14705,7 @@
           <w:p>
             <w:pPr>
               <w:keepNext/>
+              <w:spacing w:line="240" w:lineRule="auto"/>
               <w:jc w:val="center"/>
             </w:pPr>
             <m:oMath>
@@ -14619,6 +14737,7 @@
           <w:p>
             <w:pPr>
               <w:keepNext/>
+              <w:spacing w:line="240" w:lineRule="auto"/>
               <w:jc w:val="center"/>
             </w:pPr>
             <w:r>
@@ -14634,6 +14753,7 @@
           <w:p>
             <w:pPr>
               <w:keepNext/>
+              <w:spacing w:line="240" w:lineRule="auto"/>
               <w:jc w:val="center"/>
             </w:pPr>
             <w:r>
@@ -14654,6 +14774,7 @@
           <w:p>
             <w:pPr>
               <w:keepNext/>
+              <w:spacing w:line="240" w:lineRule="auto"/>
               <w:jc w:val="left"/>
             </w:pPr>
             <w:r>
@@ -14669,6 +14790,7 @@
           <w:p>
             <w:pPr>
               <w:keepNext/>
+              <w:spacing w:line="240" w:lineRule="auto"/>
               <w:jc w:val="center"/>
             </w:pPr>
             <m:oMath>
@@ -14700,6 +14822,7 @@
           <w:p>
             <w:pPr>
               <w:keepNext/>
+              <w:spacing w:line="240" w:lineRule="auto"/>
               <w:jc w:val="center"/>
             </w:pPr>
             <w:r>
@@ -14715,6 +14838,7 @@
           <w:p>
             <w:pPr>
               <w:keepNext/>
+              <w:spacing w:line="240" w:lineRule="auto"/>
               <w:jc w:val="center"/>
             </w:pPr>
             <w:r>
@@ -14735,6 +14859,7 @@
           <w:p>
             <w:pPr>
               <w:keepNext/>
+              <w:spacing w:line="240" w:lineRule="auto"/>
               <w:jc w:val="left"/>
             </w:pPr>
             <w:r>
@@ -14750,6 +14875,7 @@
           <w:p>
             <w:pPr>
               <w:keepNext/>
+              <w:spacing w:line="240" w:lineRule="auto"/>
               <w:jc w:val="center"/>
             </w:pPr>
             <m:oMath>
@@ -14775,6 +14901,7 @@
           <w:p>
             <w:pPr>
               <w:keepNext/>
+              <w:spacing w:line="240" w:lineRule="auto"/>
               <w:jc w:val="center"/>
             </w:pPr>
             <w:r>
@@ -14790,6 +14917,7 @@
           <w:p>
             <w:pPr>
               <w:keepNext/>
+              <w:spacing w:line="240" w:lineRule="auto"/>
               <w:jc w:val="center"/>
             </w:pPr>
             <w:r>
@@ -14810,6 +14938,7 @@
           <w:p>
             <w:pPr>
               <w:keepNext/>
+              <w:spacing w:line="240" w:lineRule="auto"/>
               <w:jc w:val="left"/>
             </w:pPr>
             <w:r>
@@ -14825,6 +14954,7 @@
           <w:p>
             <w:pPr>
               <w:keepNext/>
+              <w:spacing w:line="240" w:lineRule="auto"/>
               <w:jc w:val="center"/>
             </w:pPr>
             <m:oMath>
@@ -14841,6 +14971,7 @@
           <w:p>
             <w:pPr>
               <w:keepNext/>
+              <w:spacing w:line="240" w:lineRule="auto"/>
               <w:jc w:val="center"/>
             </w:pPr>
             <w:r>
@@ -14856,6 +14987,7 @@
           <w:p>
             <w:pPr>
               <w:keepNext/>
+              <w:spacing w:line="240" w:lineRule="auto"/>
               <w:jc w:val="center"/>
             </w:pPr>
             <w:r>
@@ -14876,6 +15008,7 @@
           <w:p>
             <w:pPr>
               <w:keepNext/>
+              <w:spacing w:line="240" w:lineRule="auto"/>
               <w:jc w:val="left"/>
             </w:pPr>
             <w:r>
@@ -14891,6 +15024,7 @@
           <w:p>
             <w:pPr>
               <w:keepNext/>
+              <w:spacing w:line="240" w:lineRule="auto"/>
               <w:jc w:val="center"/>
             </w:pPr>
             <m:oMath>
@@ -14907,6 +15041,7 @@
           <w:p>
             <w:pPr>
               <w:keepNext/>
+              <w:spacing w:line="240" w:lineRule="auto"/>
               <w:jc w:val="center"/>
             </w:pPr>
             <w:r>
@@ -14922,6 +15057,7 @@
           <w:p>
             <w:pPr>
               <w:keepNext/>
+              <w:spacing w:line="240" w:lineRule="auto"/>
               <w:jc w:val="center"/>
             </w:pPr>
             <w:r>
@@ -14942,6 +15078,7 @@
           <w:p>
             <w:pPr>
               <w:keepNext/>
+              <w:spacing w:line="240" w:lineRule="auto"/>
               <w:jc w:val="left"/>
             </w:pPr>
             <w:r>
@@ -14957,6 +15094,7 @@
           <w:p>
             <w:pPr>
               <w:keepNext/>
+              <w:spacing w:line="240" w:lineRule="auto"/>
               <w:jc w:val="center"/>
             </w:pPr>
             <m:oMath>
@@ -14982,6 +15120,7 @@
           <w:p>
             <w:pPr>
               <w:keepNext/>
+              <w:spacing w:line="240" w:lineRule="auto"/>
               <w:jc w:val="center"/>
             </w:pPr>
             <w:r>
@@ -14997,6 +15136,7 @@
           <w:p>
             <w:pPr>
               <w:keepNext/>
+              <w:spacing w:line="240" w:lineRule="auto"/>
               <w:jc w:val="center"/>
             </w:pPr>
             <w:r>
@@ -15017,6 +15157,7 @@
           <w:p>
             <w:pPr>
               <w:keepNext/>
+              <w:spacing w:line="240" w:lineRule="auto"/>
               <w:jc w:val="left"/>
             </w:pPr>
             <w:r>
@@ -15032,6 +15173,7 @@
           <w:p>
             <w:pPr>
               <w:keepNext/>
+              <w:spacing w:line="240" w:lineRule="auto"/>
               <w:jc w:val="center"/>
             </w:pPr>
             <m:oMath>
@@ -15057,6 +15199,7 @@
           <w:p>
             <w:pPr>
               <w:keepNext/>
+              <w:spacing w:line="240" w:lineRule="auto"/>
               <w:jc w:val="center"/>
             </w:pPr>
             <w:r>
@@ -15072,6 +15215,7 @@
           <w:p>
             <w:pPr>
               <w:keepNext/>
+              <w:spacing w:line="240" w:lineRule="auto"/>
               <w:jc w:val="center"/>
             </w:pPr>
             <w:r>
@@ -15092,6 +15236,7 @@
           <w:p>
             <w:pPr>
               <w:keepNext/>
+              <w:spacing w:line="240" w:lineRule="auto"/>
               <w:jc w:val="left"/>
             </w:pPr>
             <w:r>
@@ -15107,6 +15252,7 @@
           <w:p>
             <w:pPr>
               <w:keepNext/>
+              <w:spacing w:line="240" w:lineRule="auto"/>
               <w:jc w:val="center"/>
             </w:pPr>
             <m:oMath>
@@ -15132,6 +15278,7 @@
           <w:p>
             <w:pPr>
               <w:keepNext/>
+              <w:spacing w:line="240" w:lineRule="auto"/>
               <w:jc w:val="center"/>
             </w:pPr>
             <w:r>
@@ -15147,6 +15294,7 @@
           <w:p>
             <w:pPr>
               <w:keepNext/>
+              <w:spacing w:line="240" w:lineRule="auto"/>
               <w:jc w:val="center"/>
             </w:pPr>
             <w:r>
@@ -15167,6 +15315,7 @@
           <w:p>
             <w:pPr>
               <w:keepNext/>
+              <w:spacing w:line="240" w:lineRule="auto"/>
               <w:jc w:val="left"/>
             </w:pPr>
             <w:r>
@@ -15182,6 +15331,7 @@
           <w:p>
             <w:pPr>
               <w:keepNext/>
+              <w:spacing w:line="240" w:lineRule="auto"/>
               <w:jc w:val="center"/>
             </w:pPr>
             <m:oMath>
@@ -15231,6 +15381,7 @@
           <w:p>
             <w:pPr>
               <w:keepNext/>
+              <w:spacing w:line="240" w:lineRule="auto"/>
               <w:jc w:val="center"/>
             </w:pPr>
             <w:r>
@@ -15246,6 +15397,7 @@
           <w:p>
             <w:pPr>
               <w:keepNext/>
+              <w:spacing w:line="240" w:lineRule="auto"/>
               <w:jc w:val="center"/>
             </w:pPr>
             <w:r>
@@ -15266,6 +15418,7 @@
           <w:p>
             <w:pPr>
               <w:keepNext/>
+              <w:spacing w:line="240" w:lineRule="auto"/>
               <w:jc w:val="left"/>
             </w:pPr>
             <w:r>
@@ -15281,6 +15434,7 @@
           <w:p>
             <w:pPr>
               <w:keepNext/>
+              <w:spacing w:line="240" w:lineRule="auto"/>
               <w:jc w:val="center"/>
             </w:pPr>
             <m:oMath>
@@ -15297,6 +15451,7 @@
           <w:p>
             <w:pPr>
               <w:keepNext/>
+              <w:spacing w:line="240" w:lineRule="auto"/>
               <w:jc w:val="center"/>
             </w:pPr>
             <w:r>
@@ -15312,6 +15467,7 @@
           <w:p>
             <w:pPr>
               <w:keepNext/>
+              <w:spacing w:line="240" w:lineRule="auto"/>
               <w:jc w:val="center"/>
             </w:pPr>
             <w:r>
@@ -15332,6 +15488,7 @@
           <w:p>
             <w:pPr>
               <w:keepNext/>
+              <w:spacing w:line="240" w:lineRule="auto"/>
               <w:jc w:val="left"/>
             </w:pPr>
             <w:r>
@@ -15347,6 +15504,7 @@
           <w:p>
             <w:pPr>
               <w:keepNext/>
+              <w:spacing w:line="240" w:lineRule="auto"/>
               <w:jc w:val="center"/>
             </w:pPr>
             <m:oMath>
@@ -15363,6 +15521,7 @@
           <w:p>
             <w:pPr>
               <w:keepNext/>
+              <w:spacing w:line="240" w:lineRule="auto"/>
               <w:jc w:val="center"/>
             </w:pPr>
             <w:r>
@@ -15378,6 +15537,7 @@
           <w:p>
             <w:pPr>
               <w:keepNext/>
+              <w:spacing w:line="240" w:lineRule="auto"/>
               <w:jc w:val="center"/>
             </w:pPr>
             <w:r>
@@ -15398,6 +15558,7 @@
           <w:p>
             <w:pPr>
               <w:keepNext/>
+              <w:spacing w:line="240" w:lineRule="auto"/>
               <w:jc w:val="left"/>
             </w:pPr>
             <w:r>
@@ -15413,6 +15574,7 @@
           <w:p>
             <w:pPr>
               <w:keepNext/>
+              <w:spacing w:line="240" w:lineRule="auto"/>
               <w:jc w:val="center"/>
             </w:pPr>
             <m:oMath>
@@ -15441,6 +15603,7 @@
           <w:p>
             <w:pPr>
               <w:keepNext/>
+              <w:spacing w:line="240" w:lineRule="auto"/>
               <w:jc w:val="center"/>
             </w:pPr>
             <w:r>
@@ -15456,6 +15619,7 @@
           <w:p>
             <w:pPr>
               <w:keepNext/>
+              <w:spacing w:line="240" w:lineRule="auto"/>
               <w:jc w:val="center"/>
             </w:pPr>
             <w:r>
@@ -15476,6 +15640,7 @@
           <w:p>
             <w:pPr>
               <w:keepNext/>
+              <w:spacing w:line="240" w:lineRule="auto"/>
               <w:jc w:val="left"/>
             </w:pPr>
             <w:r>
@@ -15491,6 +15656,7 @@
           <w:p>
             <w:pPr>
               <w:keepNext/>
+              <w:spacing w:line="240" w:lineRule="auto"/>
               <w:jc w:val="center"/>
             </w:pPr>
             <m:oMath>
@@ -15522,6 +15688,7 @@
           <w:p>
             <w:pPr>
               <w:keepNext/>
+              <w:spacing w:line="240" w:lineRule="auto"/>
               <w:jc w:val="center"/>
             </w:pPr>
             <w:r>
@@ -15537,6 +15704,7 @@
           <w:p>
             <w:pPr>
               <w:keepNext/>
+              <w:spacing w:line="240" w:lineRule="auto"/>
               <w:jc w:val="center"/>
             </w:pPr>
             <w:r>
@@ -15556,6 +15724,7 @@
           </w:tcPr>
           <w:p>
             <w:pPr>
+              <w:spacing w:line="240" w:lineRule="auto"/>
               <w:jc w:val="left"/>
             </w:pPr>
             <w:r>
@@ -15570,6 +15739,7 @@
           </w:tcPr>
           <w:p>
             <w:pPr>
+              <w:spacing w:line="240" w:lineRule="auto"/>
               <w:jc w:val="center"/>
             </w:pPr>
             <m:oMath>
@@ -15597,6 +15767,7 @@
           </w:tcPr>
           <w:p>
             <w:pPr>
+              <w:spacing w:line="240" w:lineRule="auto"/>
               <w:jc w:val="center"/>
             </w:pPr>
             <w:r>
@@ -15611,6 +15782,7 @@
           </w:tcPr>
           <w:p>
             <w:pPr>
+              <w:spacing w:line="240" w:lineRule="auto"/>
               <w:jc w:val="center"/>
             </w:pPr>
             <w:r>
@@ -16895,6 +17067,7 @@
           <w:p>
             <w:pPr>
               <w:keepNext/>
+              <w:spacing w:line="240" w:lineRule="auto"/>
               <w:jc w:val="center"/>
             </w:pPr>
             <w:r>
@@ -16912,6 +17085,7 @@
           <w:p>
             <w:pPr>
               <w:keepNext/>
+              <w:spacing w:line="240" w:lineRule="auto"/>
               <w:jc w:val="center"/>
             </w:pPr>
             <w:r>
@@ -16929,6 +17103,7 @@
           <w:p>
             <w:pPr>
               <w:keepNext/>
+              <w:spacing w:line="240" w:lineRule="auto"/>
               <w:jc w:val="center"/>
             </w:pPr>
             <w:r>
@@ -16951,6 +17126,7 @@
           <w:p>
             <w:pPr>
               <w:keepNext/>
+              <w:spacing w:line="240" w:lineRule="auto"/>
               <w:jc w:val="left"/>
             </w:pPr>
             <w:r>
@@ -16980,6 +17156,7 @@
           <w:p>
             <w:pPr>
               <w:keepNext/>
+              <w:spacing w:line="240" w:lineRule="auto"/>
               <w:jc w:val="center"/>
             </w:pPr>
             <w:r>
@@ -16995,6 +17172,7 @@
           <w:p>
             <w:pPr>
               <w:keepNext/>
+              <w:spacing w:line="240" w:lineRule="auto"/>
               <w:jc w:val="center"/>
             </w:pPr>
             <w:r>
@@ -17015,6 +17193,7 @@
           <w:p>
             <w:pPr>
               <w:keepNext/>
+              <w:spacing w:line="240" w:lineRule="auto"/>
               <w:jc w:val="left"/>
             </w:pPr>
             <w:r>
@@ -17035,6 +17214,7 @@
           <w:p>
             <w:pPr>
               <w:keepNext/>
+              <w:spacing w:line="240" w:lineRule="auto"/>
               <w:jc w:val="center"/>
             </w:pPr>
             <w:r>
@@ -17050,6 +17230,7 @@
           <w:p>
             <w:pPr>
               <w:keepNext/>
+              <w:spacing w:line="240" w:lineRule="auto"/>
               <w:jc w:val="center"/>
             </w:pPr>
             <w:r>
@@ -17070,6 +17251,7 @@
           <w:p>
             <w:pPr>
               <w:keepNext/>
+              <w:spacing w:line="240" w:lineRule="auto"/>
               <w:jc w:val="left"/>
             </w:pPr>
             <w:r>
@@ -17099,6 +17281,7 @@
           <w:p>
             <w:pPr>
               <w:keepNext/>
+              <w:spacing w:line="240" w:lineRule="auto"/>
               <w:jc w:val="center"/>
             </w:pPr>
             <w:r>
@@ -17114,6 +17297,7 @@
           <w:p>
             <w:pPr>
               <w:keepNext/>
+              <w:spacing w:line="240" w:lineRule="auto"/>
               <w:jc w:val="center"/>
             </w:pPr>
             <w:r>
@@ -17134,6 +17318,7 @@
           <w:p>
             <w:pPr>
               <w:keepNext/>
+              <w:spacing w:line="240" w:lineRule="auto"/>
               <w:jc w:val="left"/>
             </w:pPr>
             <w:r>
@@ -17149,6 +17334,7 @@
           <w:p>
             <w:pPr>
               <w:keepNext/>
+              <w:spacing w:line="240" w:lineRule="auto"/>
               <w:jc w:val="center"/>
             </w:pPr>
             <w:r>
@@ -17164,6 +17350,7 @@
           <w:p>
             <w:pPr>
               <w:keepNext/>
+              <w:spacing w:line="240" w:lineRule="auto"/>
               <w:jc w:val="center"/>
             </w:pPr>
             <w:r>
@@ -17184,6 +17371,7 @@
           <w:p>
             <w:pPr>
               <w:keepNext/>
+              <w:spacing w:line="240" w:lineRule="auto"/>
               <w:jc w:val="left"/>
             </w:pPr>
             <w:r>
@@ -17199,6 +17387,7 @@
           <w:p>
             <w:pPr>
               <w:keepNext/>
+              <w:spacing w:line="240" w:lineRule="auto"/>
               <w:jc w:val="center"/>
             </w:pPr>
             <w:r>
@@ -17214,6 +17403,7 @@
           <w:p>
             <w:pPr>
               <w:keepNext/>
+              <w:spacing w:line="240" w:lineRule="auto"/>
               <w:jc w:val="center"/>
             </w:pPr>
             <w:r>
@@ -17233,6 +17423,7 @@
           </w:tcPr>
           <w:p>
             <w:pPr>
+              <w:spacing w:line="240" w:lineRule="auto"/>
               <w:jc w:val="left"/>
             </w:pPr>
             <w:r>
@@ -17247,6 +17438,7 @@
           </w:tcPr>
           <w:p>
             <w:pPr>
+              <w:spacing w:line="240" w:lineRule="auto"/>
               <w:jc w:val="center"/>
             </w:pPr>
             <w:r>
@@ -17261,6 +17453,7 @@
           </w:tcPr>
           <w:p>
             <w:pPr>
+              <w:spacing w:line="240" w:lineRule="auto"/>
               <w:jc w:val="center"/>
             </w:pPr>
             <w:r>
@@ -17386,6 +17579,7 @@
           <w:p>
             <w:pPr>
               <w:keepNext/>
+              <w:spacing w:line="240" w:lineRule="auto"/>
               <w:jc w:val="center"/>
             </w:pPr>
             <w:r>
@@ -17403,6 +17597,7 @@
           <w:p>
             <w:pPr>
               <w:keepNext/>
+              <w:spacing w:line="240" w:lineRule="auto"/>
               <w:jc w:val="center"/>
             </w:pPr>
             <w:r>
@@ -17420,6 +17615,7 @@
           <w:p>
             <w:pPr>
               <w:keepNext/>
+              <w:spacing w:line="240" w:lineRule="auto"/>
               <w:jc w:val="center"/>
             </w:pPr>
             <w:r>
@@ -17437,6 +17633,7 @@
           <w:p>
             <w:pPr>
               <w:keepNext/>
+              <w:spacing w:line="240" w:lineRule="auto"/>
               <w:jc w:val="center"/>
             </w:pPr>
             <w:r>
@@ -17459,6 +17656,7 @@
           <w:p>
             <w:pPr>
               <w:keepNext/>
+              <w:spacing w:line="240" w:lineRule="auto"/>
               <w:jc w:val="left"/>
             </w:pPr>
             <w:r>
@@ -17474,6 +17672,7 @@
           <w:p>
             <w:pPr>
               <w:keepNext/>
+              <w:spacing w:line="240" w:lineRule="auto"/>
               <w:jc w:val="center"/>
             </w:pPr>
             <w:r>
@@ -17489,6 +17688,7 @@
           <w:p>
             <w:pPr>
               <w:keepNext/>
+              <w:spacing w:line="240" w:lineRule="auto"/>
               <w:jc w:val="left"/>
             </w:pPr>
             <w:r>
@@ -17504,6 +17704,7 @@
           <w:p>
             <w:pPr>
               <w:keepNext/>
+              <w:spacing w:line="240" w:lineRule="auto"/>
               <w:jc w:val="center"/>
             </w:pPr>
             <w:r>
@@ -17524,6 +17725,7 @@
           <w:p>
             <w:pPr>
               <w:keepNext/>
+              <w:spacing w:line="240" w:lineRule="auto"/>
               <w:jc w:val="left"/>
             </w:pPr>
             <w:r>
@@ -17539,6 +17741,7 @@
           <w:p>
             <w:pPr>
               <w:keepNext/>
+              <w:spacing w:line="240" w:lineRule="auto"/>
               <w:jc w:val="center"/>
             </w:pPr>
             <w:r>
@@ -17554,6 +17757,7 @@
           <w:p>
             <w:pPr>
               <w:keepNext/>
+              <w:spacing w:line="240" w:lineRule="auto"/>
               <w:jc w:val="left"/>
             </w:pPr>
             <w:r>
@@ -17569,6 +17773,7 @@
           <w:p>
             <w:pPr>
               <w:keepNext/>
+              <w:spacing w:line="240" w:lineRule="auto"/>
               <w:jc w:val="center"/>
             </w:pPr>
             <w:r>
@@ -17589,6 +17794,7 @@
           <w:p>
             <w:pPr>
               <w:keepNext/>
+              <w:spacing w:line="240" w:lineRule="auto"/>
               <w:jc w:val="left"/>
             </w:pPr>
             <w:r>
@@ -17604,6 +17810,7 @@
           <w:p>
             <w:pPr>
               <w:keepNext/>
+              <w:spacing w:line="240" w:lineRule="auto"/>
               <w:jc w:val="center"/>
             </w:pPr>
             <w:r>
@@ -17619,6 +17826,7 @@
           <w:p>
             <w:pPr>
               <w:keepNext/>
+              <w:spacing w:line="240" w:lineRule="auto"/>
               <w:jc w:val="left"/>
             </w:pPr>
             <w:r>
@@ -17634,6 +17842,7 @@
           <w:p>
             <w:pPr>
               <w:keepNext/>
+              <w:spacing w:line="240" w:lineRule="auto"/>
               <w:jc w:val="center"/>
             </w:pPr>
             <w:r>
@@ -17653,6 +17862,7 @@
           </w:tcPr>
           <w:p>
             <w:pPr>
+              <w:spacing w:line="240" w:lineRule="auto"/>
               <w:jc w:val="left"/>
             </w:pPr>
             <w:r>
@@ -17667,6 +17877,7 @@
           </w:tcPr>
           <w:p>
             <w:pPr>
+              <w:spacing w:line="240" w:lineRule="auto"/>
               <w:jc w:val="center"/>
             </w:pPr>
             <w:r>
@@ -17681,6 +17892,7 @@
           </w:tcPr>
           <w:p>
             <w:pPr>
+              <w:spacing w:line="240" w:lineRule="auto"/>
               <w:jc w:val="left"/>
             </w:pPr>
             <w:r>
@@ -17704,6 +17916,7 @@
           </w:tcPr>
           <w:p>
             <w:pPr>
+              <w:spacing w:line="240" w:lineRule="auto"/>
               <w:jc w:val="center"/>
             </w:pPr>
             <w:r>
@@ -18921,6 +19134,7 @@
           <w:p>
             <w:pPr>
               <w:keepNext/>
+              <w:spacing w:line="240" w:lineRule="auto"/>
               <w:jc w:val="center"/>
             </w:pPr>
             <w:r>
@@ -18938,6 +19152,7 @@
           <w:p>
             <w:pPr>
               <w:keepNext/>
+              <w:spacing w:line="240" w:lineRule="auto"/>
               <w:jc w:val="center"/>
             </w:pPr>
             <w:r>
@@ -18955,6 +19170,7 @@
           <w:p>
             <w:pPr>
               <w:keepNext/>
+              <w:spacing w:line="240" w:lineRule="auto"/>
               <w:jc w:val="center"/>
             </w:pPr>
             <w:r>
@@ -18972,6 +19188,7 @@
           <w:p>
             <w:pPr>
               <w:keepNext/>
+              <w:spacing w:line="240" w:lineRule="auto"/>
               <w:jc w:val="center"/>
             </w:pPr>
             <w:r>
@@ -18994,6 +19211,7 @@
           <w:p>
             <w:pPr>
               <w:keepNext/>
+              <w:spacing w:line="240" w:lineRule="auto"/>
               <w:jc w:val="left"/>
             </w:pPr>
             <w:r>
@@ -19009,6 +19227,7 @@
           <w:p>
             <w:pPr>
               <w:keepNext/>
+              <w:spacing w:line="240" w:lineRule="auto"/>
               <w:jc w:val="center"/>
             </w:pPr>
             <m:oMath>
@@ -19040,6 +19259,7 @@
           <w:p>
             <w:pPr>
               <w:keepNext/>
+              <w:spacing w:line="240" w:lineRule="auto"/>
               <w:jc w:val="center"/>
             </w:pPr>
             <w:r>
@@ -19055,6 +19275,7 @@
           <w:p>
             <w:pPr>
               <w:keepNext/>
+              <w:spacing w:line="240" w:lineRule="auto"/>
               <w:jc w:val="center"/>
             </w:pPr>
             <w:r>
@@ -19075,6 +19296,7 @@
           <w:p>
             <w:pPr>
               <w:keepNext/>
+              <w:spacing w:line="240" w:lineRule="auto"/>
               <w:jc w:val="left"/>
             </w:pPr>
             <w:r>
@@ -19090,6 +19312,7 @@
           <w:p>
             <w:pPr>
               <w:keepNext/>
+              <w:spacing w:line="240" w:lineRule="auto"/>
               <w:jc w:val="center"/>
             </w:pPr>
             <m:oMath>
@@ -19121,6 +19344,7 @@
           <w:p>
             <w:pPr>
               <w:keepNext/>
+              <w:spacing w:line="240" w:lineRule="auto"/>
               <w:jc w:val="center"/>
             </w:pPr>
             <w:r>
@@ -19136,6 +19360,7 @@
           <w:p>
             <w:pPr>
               <w:keepNext/>
+              <w:spacing w:line="240" w:lineRule="auto"/>
               <w:jc w:val="center"/>
             </w:pPr>
             <w:r>
@@ -19156,6 +19381,7 @@
           <w:p>
             <w:pPr>
               <w:keepNext/>
+              <w:spacing w:line="240" w:lineRule="auto"/>
               <w:jc w:val="left"/>
             </w:pPr>
             <w:r>
@@ -19171,6 +19397,7 @@
           <w:p>
             <w:pPr>
               <w:keepNext/>
+              <w:spacing w:line="240" w:lineRule="auto"/>
               <w:jc w:val="center"/>
             </w:pPr>
             <m:oMath>
@@ -19196,6 +19423,7 @@
           <w:p>
             <w:pPr>
               <w:keepNext/>
+              <w:spacing w:line="240" w:lineRule="auto"/>
               <w:jc w:val="center"/>
             </w:pPr>
             <w:r>
@@ -19211,6 +19439,7 @@
           <w:p>
             <w:pPr>
               <w:keepNext/>
+              <w:spacing w:line="240" w:lineRule="auto"/>
               <w:jc w:val="center"/>
             </w:pPr>
             <w:r>
@@ -19231,6 +19460,7 @@
           <w:p>
             <w:pPr>
               <w:keepNext/>
+              <w:spacing w:line="240" w:lineRule="auto"/>
               <w:jc w:val="left"/>
             </w:pPr>
             <w:r>
@@ -19246,6 +19476,7 @@
           <w:p>
             <w:pPr>
               <w:keepNext/>
+              <w:spacing w:line="240" w:lineRule="auto"/>
               <w:jc w:val="center"/>
             </w:pPr>
             <m:oMath>
@@ -19271,6 +19502,7 @@
           <w:p>
             <w:pPr>
               <w:keepNext/>
+              <w:spacing w:line="240" w:lineRule="auto"/>
               <w:jc w:val="center"/>
             </w:pPr>
             <w:r>
@@ -19286,6 +19518,7 @@
           <w:p>
             <w:pPr>
               <w:keepNext/>
+              <w:spacing w:line="240" w:lineRule="auto"/>
               <w:jc w:val="center"/>
             </w:pPr>
             <w:r>
@@ -19306,6 +19539,7 @@
           <w:p>
             <w:pPr>
               <w:keepNext/>
+              <w:spacing w:line="240" w:lineRule="auto"/>
               <w:jc w:val="left"/>
             </w:pPr>
             <w:r>
@@ -19321,6 +19555,7 @@
           <w:p>
             <w:pPr>
               <w:keepNext/>
+              <w:spacing w:line="240" w:lineRule="auto"/>
               <w:jc w:val="center"/>
             </w:pPr>
             <m:oMath>
@@ -19346,6 +19581,7 @@
           <w:p>
             <w:pPr>
               <w:keepNext/>
+              <w:spacing w:line="240" w:lineRule="auto"/>
               <w:jc w:val="center"/>
             </w:pPr>
             <w:r>
@@ -19361,6 +19597,7 @@
           <w:p>
             <w:pPr>
               <w:keepNext/>
+              <w:spacing w:line="240" w:lineRule="auto"/>
               <w:jc w:val="center"/>
             </w:pPr>
             <w:r>
@@ -19380,6 +19617,7 @@
           </w:tcPr>
           <w:p>
             <w:pPr>
+              <w:spacing w:line="240" w:lineRule="auto"/>
               <w:jc w:val="left"/>
             </w:pPr>
             <w:r>
@@ -19394,6 +19632,7 @@
           </w:tcPr>
           <w:p>
             <w:pPr>
+              <w:spacing w:line="240" w:lineRule="auto"/>
               <w:jc w:val="center"/>
             </w:pPr>
             <m:oMath>
@@ -19418,6 +19657,7 @@
           </w:tcPr>
           <w:p>
             <w:pPr>
+              <w:spacing w:line="240" w:lineRule="auto"/>
               <w:jc w:val="center"/>
             </w:pPr>
             <w:r>
@@ -19432,6 +19672,7 @@
           </w:tcPr>
           <w:p>
             <w:pPr>
+              <w:spacing w:line="240" w:lineRule="auto"/>
               <w:jc w:val="center"/>
             </w:pPr>
             <w:r>
@@ -19882,7 +20123,7 @@
       <w:r>
         <w:drawing xmlns:a="http://schemas.openxmlformats.org/drawingml/2006/main" xmlns:pic="http://schemas.openxmlformats.org/drawingml/2006/picture">
           <wp:inline distT="0" distB="0" distL="0" distR="0">
-            <wp:extent cx="5731200" cy="3311086"/>
+            <wp:extent cx="5731200" cy="2940286"/>
             <wp:effectExtent l="0" t="0" r="0" b="0"/>
             <wp:docPr id="1070" name="Figure group 1070"/>
             <wp:cNvGraphicFramePr/>
@@ -19893,9 +20134,9 @@
                   <wpg:grpSpPr>
                     <a:xfrm>
                       <a:off x="0" y="0"/>
-                      <a:ext cx="5731200" cy="3311086"/>
+                      <a:ext cx="5731200" cy="2940286"/>
                       <a:chOff x="0" y="0"/>
-                      <a:chExt cx="5731200" cy="3311086"/>
+                      <a:chExt cx="5731200" cy="2940286"/>
                     </a:xfrm>
                   </wpg:grpSpPr>
                   <pic:pic>
@@ -19925,7 +20166,7 @@
                     <wps:spPr>
                       <a:xfrm>
                         <a:off x="0" y="2328286"/>
-                        <a:ext cx="5731200" cy="982800"/>
+                        <a:ext cx="5731200" cy="612000"/>
                       </a:xfrm>
                       <a:prstGeom prst="rect">
                         <a:avLst/>
@@ -20023,6 +20264,7 @@
           <w:p>
             <w:pPr>
               <w:keepNext/>
+              <w:spacing w:line="240" w:lineRule="auto"/>
               <w:jc w:val="center"/>
             </w:pPr>
             <w:r>
@@ -20040,6 +20282,7 @@
           <w:p>
             <w:pPr>
               <w:keepNext/>
+              <w:spacing w:line="240" w:lineRule="auto"/>
               <w:jc w:val="center"/>
             </w:pPr>
             <w:r>
@@ -20057,6 +20300,7 @@
           <w:p>
             <w:pPr>
               <w:keepNext/>
+              <w:spacing w:line="240" w:lineRule="auto"/>
               <w:jc w:val="center"/>
             </w:pPr>
             <w:r>
@@ -20074,6 +20318,7 @@
           <w:p>
             <w:pPr>
               <w:keepNext/>
+              <w:spacing w:line="240" w:lineRule="auto"/>
               <w:jc w:val="center"/>
             </w:pPr>
             <w:r>
@@ -20117,6 +20362,7 @@
           <w:p>
             <w:pPr>
               <w:keepNext/>
+              <w:spacing w:line="240" w:lineRule="auto"/>
               <w:jc w:val="center"/>
             </w:pPr>
             <w:r>
@@ -20134,6 +20380,7 @@
           <w:p>
             <w:pPr>
               <w:keepNext/>
+              <w:spacing w:line="240" w:lineRule="auto"/>
               <w:jc w:val="center"/>
             </w:pPr>
             <w:r>
@@ -20156,6 +20403,7 @@
           <w:p>
             <w:pPr>
               <w:keepNext/>
+              <w:spacing w:line="240" w:lineRule="auto"/>
               <w:jc w:val="center"/>
             </w:pPr>
             <w:r>
@@ -20171,6 +20419,7 @@
           <w:p>
             <w:pPr>
               <w:keepNext/>
+              <w:spacing w:line="240" w:lineRule="auto"/>
               <w:jc w:val="center"/>
             </w:pPr>
             <w:r>
@@ -20186,6 +20435,7 @@
           <w:p>
             <w:pPr>
               <w:keepNext/>
+              <w:spacing w:line="240" w:lineRule="auto"/>
               <w:jc w:val="center"/>
             </w:pPr>
             <w:r>
@@ -20201,6 +20451,7 @@
           <w:p>
             <w:pPr>
               <w:keepNext/>
+              <w:spacing w:line="240" w:lineRule="auto"/>
               <w:jc w:val="center"/>
             </w:pPr>
             <w:r>
@@ -20216,6 +20467,7 @@
           <w:p>
             <w:pPr>
               <w:keepNext/>
+              <w:spacing w:line="240" w:lineRule="auto"/>
               <w:jc w:val="center"/>
             </w:pPr>
             <w:r>
@@ -20231,6 +20483,7 @@
           <w:p>
             <w:pPr>
               <w:keepNext/>
+              <w:spacing w:line="240" w:lineRule="auto"/>
               <w:jc w:val="center"/>
             </w:pPr>
             <w:r>
@@ -20251,6 +20504,7 @@
           <w:p>
             <w:pPr>
               <w:keepNext/>
+              <w:spacing w:line="240" w:lineRule="auto"/>
               <w:jc w:val="center"/>
             </w:pPr>
             <w:r>
@@ -20266,6 +20520,7 @@
           <w:p>
             <w:pPr>
               <w:keepNext/>
+              <w:spacing w:line="240" w:lineRule="auto"/>
               <w:jc w:val="center"/>
             </w:pPr>
             <w:r>
@@ -20281,6 +20536,7 @@
           <w:p>
             <w:pPr>
               <w:keepNext/>
+              <w:spacing w:line="240" w:lineRule="auto"/>
               <w:jc w:val="center"/>
             </w:pPr>
             <w:r>
@@ -20296,6 +20552,7 @@
           <w:p>
             <w:pPr>
               <w:keepNext/>
+              <w:spacing w:line="240" w:lineRule="auto"/>
               <w:jc w:val="center"/>
             </w:pPr>
             <w:r>
@@ -20311,6 +20568,7 @@
           <w:p>
             <w:pPr>
               <w:keepNext/>
+              <w:spacing w:line="240" w:lineRule="auto"/>
               <w:jc w:val="center"/>
             </w:pPr>
             <w:r>
@@ -20326,6 +20584,7 @@
           <w:p>
             <w:pPr>
               <w:keepNext/>
+              <w:spacing w:line="240" w:lineRule="auto"/>
               <w:jc w:val="center"/>
             </w:pPr>
             <w:r>
@@ -20345,6 +20604,7 @@
           </w:tcPr>
           <w:p>
             <w:pPr>
+              <w:spacing w:line="240" w:lineRule="auto"/>
               <w:jc w:val="center"/>
             </w:pPr>
             <w:r>
@@ -20359,6 +20619,7 @@
           </w:tcPr>
           <w:p>
             <w:pPr>
+              <w:spacing w:line="240" w:lineRule="auto"/>
               <w:jc w:val="center"/>
             </w:pPr>
             <w:r>
@@ -20373,6 +20634,7 @@
           </w:tcPr>
           <w:p>
             <w:pPr>
+              <w:spacing w:line="240" w:lineRule="auto"/>
               <w:jc w:val="center"/>
             </w:pPr>
             <w:r>
@@ -20387,6 +20649,7 @@
           </w:tcPr>
           <w:p>
             <w:pPr>
+              <w:spacing w:line="240" w:lineRule="auto"/>
               <w:jc w:val="center"/>
             </w:pPr>
             <w:r>
@@ -20401,6 +20664,7 @@
           </w:tcPr>
           <w:p>
             <w:pPr>
+              <w:spacing w:line="240" w:lineRule="auto"/>
               <w:jc w:val="center"/>
             </w:pPr>
             <w:r>
@@ -20415,6 +20679,7 @@
           </w:tcPr>
           <w:p>
             <w:pPr>
+              <w:spacing w:line="240" w:lineRule="auto"/>
               <w:jc w:val="center"/>
             </w:pPr>
             <w:r>
@@ -20432,7 +20697,7 @@
       </w:pPr>
       <w:r>
         <w:rPr/>
-        <w:t xml:space="preserve">Fig. 8 shows the fronts of the three controllers. The MapPID front lies below the PID front over most of the range. For </w:t>
+        <w:t xml:space="preserve">Fig. 8 shows the fronts of the three controllers. The MapPID front lies below the PID front over most of the range: for </w:t>
       </w:r>
       <m:oMath>
         <m:r>
@@ -20450,7 +20715,7 @@
       </m:oMath>
       <w:r>
         <w:rPr/>
-        <w:t xml:space="preserve"> is 0.83 N·m for MapPID and 1.31 N·m for PID, 36 % lower; at 3 % it is 0.75 and 0.85 N·m, at 4 % 0.66 and 0.73 N·m, at 10 % 0.57 and 0.64 N·m, and at 14 % 0.44 and 0.51 N·m, a reduction of 10–15 %. At </w:t>
+        <w:t xml:space="preserve"> is 0.83 N·m for MapPID and 1.31 N·m for PID, 36 % lower, and from 3 to 14 % it is 10–14 % lower; at </w:t>
       </w:r>
       <m:oMath>
         <m:r>
@@ -20486,7 +20751,7 @@
       </m:oMath>
       <w:r>
         <w:rPr/>
-        <w:t xml:space="preserve"> %, four to five times the value of the other two controllers, and its steady error exceeds the 10 % gate at every point. Map therefore offers lower </w:t>
+        <w:t xml:space="preserve"> %, four to five times the value of the other two controllers, and its steady error exceeds the 10 % gate at every point, so Map offers lower </w:t>
       </w:r>
       <m:oMath>
         <m:r>
@@ -20506,7 +20771,7 @@
       <w:r>
         <w:drawing xmlns:a="http://schemas.openxmlformats.org/drawingml/2006/main" xmlns:pic="http://schemas.openxmlformats.org/drawingml/2006/picture">
           <wp:inline distT="0" distB="0" distL="0" distR="0">
-            <wp:extent cx="5731200" cy="3592457"/>
+            <wp:extent cx="5731200" cy="3488057"/>
             <wp:effectExtent l="0" t="0" r="0" b="0"/>
             <wp:docPr id="1080" name="Figure group 1080"/>
             <wp:cNvGraphicFramePr/>
@@ -20517,9 +20782,9 @@
                   <wpg:grpSpPr>
                     <a:xfrm>
                       <a:off x="0" y="0"/>
-                      <a:ext cx="5731200" cy="3592457"/>
+                      <a:ext cx="5731200" cy="3488057"/>
                       <a:chOff x="0" y="0"/>
-                      <a:chExt cx="5731200" cy="3592457"/>
+                      <a:chExt cx="5731200" cy="3488057"/>
                     </a:xfrm>
                   </wpg:grpSpPr>
                   <pic:pic>
@@ -20549,7 +20814,7 @@
                     <wps:spPr>
                       <a:xfrm>
                         <a:off x="0" y="3056057"/>
-                        <a:ext cx="5731200" cy="536400"/>
+                        <a:ext cx="5731200" cy="432000"/>
                       </a:xfrm>
                       <a:prstGeom prst="rect">
                         <a:avLst/>
@@ -20640,7 +20905,7 @@
       </m:oMath>
       <w:r>
         <w:rPr/>
-        <w:t xml:space="preserve"> by 2.3 % at most. The MapPID design keeps the Map block of the Map design unchanged and adds a PID branch whose proportional and integral gains are smaller than those of PID alone, since the map already supplies a part of the loop gain. Its </w:t>
+        <w:t xml:space="preserve"> by 2.3 % at most. The branch of MapPID has smaller proportional and integral gains than PID alone, since the map already supplies part of the loop gain, and its </w:t>
       </w:r>
       <m:oMath>
         <m:r>
@@ -20649,7 +20914,7 @@
       </m:oMath>
       <w:r>
         <w:rPr/>
-        <w:t xml:space="preserve"> is 18 % below PID and 61 % below Map. The values are the means over the five common realizations; their standard deviations are below 0.1 % for </w:t>
+        <w:t xml:space="preserve"> is 18 % below PID and 61 % below Map. The values are means over the five common realizations, with standard deviations below 0.1 % for </w:t>
       </w:r>
       <m:oMath>
         <m:r>
@@ -20658,7 +20923,7 @@
       </m:oMath>
       <w:r>
         <w:rPr/>
-        <w:t xml:space="preserve"> and below 0.01 N·m for </w:t>
+        <w:t xml:space="preserve"> and 0.01 N·m for </w:t>
       </w:r>
       <m:oMath>
         <m:r>
@@ -20678,7 +20943,7 @@
         <w:rPr>
           <w:rStyle w:val="Strong"/>
         </w:rPr>
-        <w:t>Table 7. Selected designs (means over five common noise realizations).</w:t>
+        <w:t>Table 7. Selected designs (means over five common noise realizations); PM is the phase margin.</w:t>
       </w:r>
     </w:p>
     <w:tbl>
@@ -20709,6 +20974,7 @@
           <w:p>
             <w:pPr>
               <w:keepNext/>
+              <w:spacing w:line="240" w:lineRule="auto"/>
               <w:jc w:val="center"/>
             </w:pPr>
             <w:r>
@@ -20721,11 +20987,12 @@
         </w:tc>
         <w:tc>
           <w:tcPr>
-            <w:tcW w:type="dxa" w:w="2381"/>
+            <w:tcW w:type="dxa" w:w="3170"/>
           </w:tcPr>
           <w:p>
             <w:pPr>
               <w:keepNext/>
+              <w:spacing w:line="240" w:lineRule="auto"/>
               <w:jc w:val="center"/>
             </w:pPr>
             <w:r>
@@ -20743,6 +21010,7 @@
           <w:p>
             <w:pPr>
               <w:keepNext/>
+              <w:spacing w:line="240" w:lineRule="auto"/>
               <w:jc w:val="center"/>
             </w:pPr>
             <w:r>
@@ -20755,11 +21023,12 @@
         </w:tc>
         <w:tc>
           <w:tcPr>
-            <w:tcW w:type="dxa" w:w="930"/>
+            <w:tcW w:type="dxa" w:w="962"/>
           </w:tcPr>
           <w:p>
             <w:pPr>
               <w:keepNext/>
+              <w:spacing w:line="240" w:lineRule="auto"/>
               <w:jc w:val="center"/>
             </w:pPr>
             <w:r>
@@ -20777,6 +21046,7 @@
           <w:p>
             <w:pPr>
               <w:keepNext/>
+              <w:spacing w:line="240" w:lineRule="auto"/>
               <w:jc w:val="center"/>
             </w:pPr>
             <w:r>
@@ -20789,35 +21059,57 @@
         </w:tc>
         <w:tc>
           <w:tcPr>
-            <w:tcW w:type="dxa" w:w="1349"/>
+            <w:tcW w:type="dxa" w:w="837"/>
           </w:tcPr>
           <w:p>
             <w:pPr>
               <w:keepNext/>
+              <w:spacing w:line="240" w:lineRule="auto"/>
               <w:jc w:val="center"/>
             </w:pPr>
+            <m:oMath>
+              <m:sSub>
+                <m:e>
+                  <m:r>
+                    <m:t xml:space="preserve">e</m:t>
+                  </m:r>
+                </m:e>
+                <m:sub>
+                  <m:r>
+                    <m:t xml:space="preserve">r</m:t>
+                  </m:r>
+                  <m:r>
+                    <m:t xml:space="preserve">e</m:t>
+                  </m:r>
+                  <m:r>
+                    <m:t xml:space="preserve">l</m:t>
+                  </m:r>
+                </m:sub>
+              </m:sSub>
+            </m:oMath>
             <w:r>
               <w:rPr>
                 <w:b/>
               </w:rPr>
-              <w:t>Largest steady error (%)</w:t>
-            </w:r>
-          </w:p>
-        </w:tc>
-        <w:tc>
-          <w:tcPr>
-            <w:tcW w:type="dxa" w:w="1145"/>
+              <w:t xml:space="preserve"> (%)</w:t>
+            </w:r>
+          </w:p>
+        </w:tc>
+        <w:tc>
+          <w:tcPr>
+            <w:tcW w:type="dxa" w:w="837"/>
           </w:tcPr>
           <w:p>
             <w:pPr>
               <w:keepNext/>
+              <w:spacing w:line="240" w:lineRule="auto"/>
               <w:jc w:val="center"/>
             </w:pPr>
             <w:r>
               <w:rPr>
                 <w:b/>
               </w:rPr>
-              <w:t>Phase margin (°)</w:t>
+              <w:t>PM (°)</w:t>
             </w:r>
           </w:p>
         </w:tc>
@@ -20833,6 +21125,7 @@
           <w:p>
             <w:pPr>
               <w:keepNext/>
+              <w:spacing w:line="240" w:lineRule="auto"/>
               <w:jc w:val="center"/>
             </w:pPr>
             <w:r>
@@ -20843,12 +21136,13 @@
         </w:tc>
         <w:tc>
           <w:tcPr>
-            <w:tcW w:type="dxa" w:w="2381"/>
+            <w:tcW w:type="dxa" w:w="3170"/>
           </w:tcPr>
           <w:p>
             <w:pPr>
               <w:keepNext/>
-              <w:jc w:val="left"/>
+              <w:spacing w:line="240" w:lineRule="auto"/>
+              <w:jc w:val="center"/>
             </w:pPr>
             <m:oMath>
               <m:sSub>
@@ -20896,7 +21190,7 @@
             </m:oMath>
             <w:r>
               <w:rPr/>
-              <w:t xml:space="preserve"> = 0.707; lead </w:t>
+              <w:t xml:space="preserve"> = 0.707, </w:t>
             </w:r>
             <m:oMath>
               <m:r>
@@ -20914,7 +21208,7 @@
             </m:oMath>
             <w:r>
               <w:rPr/>
-              <w:t xml:space="preserve"> = 673 rad/s; lag </w:t>
+              <w:t xml:space="preserve"> = 673, </w:t>
             </w:r>
             <m:oMath>
               <m:sSub>
@@ -20967,6 +21261,7 @@
           <w:p>
             <w:pPr>
               <w:keepNext/>
+              <w:spacing w:line="240" w:lineRule="auto"/>
               <w:jc w:val="center"/>
             </w:pPr>
             <w:r>
@@ -20977,11 +21272,12 @@
         </w:tc>
         <w:tc>
           <w:tcPr>
-            <w:tcW w:type="dxa" w:w="930"/>
+            <w:tcW w:type="dxa" w:w="962"/>
           </w:tcPr>
           <w:p>
             <w:pPr>
               <w:keepNext/>
+              <w:spacing w:line="240" w:lineRule="auto"/>
               <w:jc w:val="center"/>
             </w:pPr>
             <w:r>
@@ -20997,6 +21293,7 @@
           <w:p>
             <w:pPr>
               <w:keepNext/>
+              <w:spacing w:line="240" w:lineRule="auto"/>
               <w:jc w:val="center"/>
             </w:pPr>
             <w:r>
@@ -21007,11 +21304,12 @@
         </w:tc>
         <w:tc>
           <w:tcPr>
-            <w:tcW w:type="dxa" w:w="1349"/>
+            <w:tcW w:type="dxa" w:w="837"/>
           </w:tcPr>
           <w:p>
             <w:pPr>
               <w:keepNext/>
+              <w:spacing w:line="240" w:lineRule="auto"/>
               <w:jc w:val="center"/>
             </w:pPr>
             <w:r>
@@ -21022,11 +21320,12 @@
         </w:tc>
         <w:tc>
           <w:tcPr>
-            <w:tcW w:type="dxa" w:w="1145"/>
+            <w:tcW w:type="dxa" w:w="837"/>
           </w:tcPr>
           <w:p>
             <w:pPr>
               <w:keepNext/>
+              <w:spacing w:line="240" w:lineRule="auto"/>
               <w:jc w:val="center"/>
             </w:pPr>
             <w:r>
@@ -21047,6 +21346,7 @@
           <w:p>
             <w:pPr>
               <w:keepNext/>
+              <w:spacing w:line="240" w:lineRule="auto"/>
               <w:jc w:val="center"/>
             </w:pPr>
             <w:r>
@@ -21057,12 +21357,13 @@
         </w:tc>
         <w:tc>
           <w:tcPr>
-            <w:tcW w:type="dxa" w:w="2381"/>
+            <w:tcW w:type="dxa" w:w="3170"/>
           </w:tcPr>
           <w:p>
             <w:pPr>
               <w:keepNext/>
-              <w:jc w:val="left"/>
+              <w:spacing w:line="240" w:lineRule="auto"/>
+              <w:jc w:val="center"/>
             </w:pPr>
             <m:oMath>
               <m:sSub>
@@ -21145,6 +21446,7 @@
           <w:p>
             <w:pPr>
               <w:keepNext/>
+              <w:spacing w:line="240" w:lineRule="auto"/>
               <w:jc w:val="center"/>
             </w:pPr>
             <w:r>
@@ -21155,11 +21457,12 @@
         </w:tc>
         <w:tc>
           <w:tcPr>
-            <w:tcW w:type="dxa" w:w="930"/>
+            <w:tcW w:type="dxa" w:w="962"/>
           </w:tcPr>
           <w:p>
             <w:pPr>
               <w:keepNext/>
+              <w:spacing w:line="240" w:lineRule="auto"/>
               <w:jc w:val="center"/>
             </w:pPr>
             <w:r>
@@ -21175,6 +21478,7 @@
           <w:p>
             <w:pPr>
               <w:keepNext/>
+              <w:spacing w:line="240" w:lineRule="auto"/>
               <w:jc w:val="center"/>
             </w:pPr>
             <w:r>
@@ -21185,11 +21489,12 @@
         </w:tc>
         <w:tc>
           <w:tcPr>
-            <w:tcW w:type="dxa" w:w="1349"/>
+            <w:tcW w:type="dxa" w:w="837"/>
           </w:tcPr>
           <w:p>
             <w:pPr>
               <w:keepNext/>
+              <w:spacing w:line="240" w:lineRule="auto"/>
               <w:jc w:val="center"/>
             </w:pPr>
             <w:r>
@@ -21200,11 +21505,12 @@
         </w:tc>
         <w:tc>
           <w:tcPr>
-            <w:tcW w:type="dxa" w:w="1145"/>
+            <w:tcW w:type="dxa" w:w="837"/>
           </w:tcPr>
           <w:p>
             <w:pPr>
               <w:keepNext/>
+              <w:spacing w:line="240" w:lineRule="auto"/>
               <w:jc w:val="center"/>
             </w:pPr>
             <w:r>
@@ -21224,6 +21530,7 @@
           </w:tcPr>
           <w:p>
             <w:pPr>
+              <w:spacing w:line="240" w:lineRule="auto"/>
               <w:jc w:val="center"/>
             </w:pPr>
             <w:r>
@@ -21234,11 +21541,12 @@
         </w:tc>
         <w:tc>
           <w:tcPr>
-            <w:tcW w:type="dxa" w:w="2381"/>
-          </w:tcPr>
-          <w:p>
-            <w:pPr>
-              <w:jc w:val="left"/>
+            <w:tcW w:type="dxa" w:w="3170"/>
+          </w:tcPr>
+          <w:p>
+            <w:pPr>
+              <w:spacing w:line="240" w:lineRule="auto"/>
+              <w:jc w:val="center"/>
             </w:pPr>
             <w:r>
               <w:rPr/>
@@ -21324,6 +21632,7 @@
           </w:tcPr>
           <w:p>
             <w:pPr>
+              <w:spacing w:line="240" w:lineRule="auto"/>
               <w:jc w:val="center"/>
             </w:pPr>
             <w:r>
@@ -21334,10 +21643,11 @@
         </w:tc>
         <w:tc>
           <w:tcPr>
-            <w:tcW w:type="dxa" w:w="930"/>
-          </w:tcPr>
-          <w:p>
-            <w:pPr>
+            <w:tcW w:type="dxa" w:w="962"/>
+          </w:tcPr>
+          <w:p>
+            <w:pPr>
+              <w:spacing w:line="240" w:lineRule="auto"/>
               <w:jc w:val="center"/>
             </w:pPr>
             <w:r>
@@ -21352,6 +21662,7 @@
           </w:tcPr>
           <w:p>
             <w:pPr>
+              <w:spacing w:line="240" w:lineRule="auto"/>
               <w:jc w:val="center"/>
             </w:pPr>
             <w:r>
@@ -21362,10 +21673,11 @@
         </w:tc>
         <w:tc>
           <w:tcPr>
-            <w:tcW w:type="dxa" w:w="1349"/>
-          </w:tcPr>
-          <w:p>
-            <w:pPr>
+            <w:tcW w:type="dxa" w:w="837"/>
+          </w:tcPr>
+          <w:p>
+            <w:pPr>
+              <w:spacing w:line="240" w:lineRule="auto"/>
               <w:jc w:val="center"/>
             </w:pPr>
             <w:r>
@@ -21376,10 +21688,11 @@
         </w:tc>
         <w:tc>
           <w:tcPr>
-            <w:tcW w:type="dxa" w:w="1145"/>
-          </w:tcPr>
-          <w:p>
-            <w:pPr>
+            <w:tcW w:type="dxa" w:w="837"/>
+          </w:tcPr>
+          <w:p>
+            <w:pPr>
+              <w:spacing w:line="240" w:lineRule="auto"/>
               <w:jc w:val="center"/>
             </w:pPr>
             <w:r>
@@ -21394,6 +21707,7 @@
     <w:p>
       <w:pPr>
         <w:pStyle w:val="Heading1"/>
+        <w:pageBreakBefore/>
       </w:pPr>
       <w:r>
         <w:rPr/>
@@ -21532,6 +21846,7 @@
           <w:p>
             <w:pPr>
               <w:keepNext/>
+              <w:spacing w:line="240" w:lineRule="auto"/>
               <w:jc w:val="center"/>
             </w:pPr>
             <w:r>
@@ -21549,6 +21864,7 @@
           <w:p>
             <w:pPr>
               <w:keepNext/>
+              <w:spacing w:line="240" w:lineRule="auto"/>
               <w:jc w:val="center"/>
             </w:pPr>
             <w:r>
@@ -21566,6 +21882,7 @@
           <w:p>
             <w:pPr>
               <w:keepNext/>
+              <w:spacing w:line="240" w:lineRule="auto"/>
               <w:jc w:val="center"/>
             </w:pPr>
             <w:r>
@@ -21583,6 +21900,7 @@
           <w:p>
             <w:pPr>
               <w:keepNext/>
+              <w:spacing w:line="240" w:lineRule="auto"/>
               <w:jc w:val="center"/>
             </w:pPr>
             <w:r>
@@ -21605,6 +21923,7 @@
           <w:p>
             <w:pPr>
               <w:keepNext/>
+              <w:spacing w:line="240" w:lineRule="auto"/>
               <w:jc w:val="center"/>
             </w:pPr>
             <w:r>
@@ -21620,6 +21939,7 @@
           <w:p>
             <w:pPr>
               <w:keepNext/>
+              <w:spacing w:line="240" w:lineRule="auto"/>
               <w:jc w:val="left"/>
             </w:pPr>
             <w:r>
@@ -21635,6 +21955,7 @@
           <w:p>
             <w:pPr>
               <w:keepNext/>
+              <w:spacing w:line="240" w:lineRule="auto"/>
               <w:jc w:val="center"/>
             </w:pPr>
             <w:r>
@@ -21650,6 +21971,7 @@
           <w:p>
             <w:pPr>
               <w:keepNext/>
+              <w:spacing w:line="240" w:lineRule="auto"/>
               <w:jc w:val="left"/>
             </w:pPr>
             <w:r>
@@ -21670,6 +21992,7 @@
           <w:p>
             <w:pPr>
               <w:keepNext/>
+              <w:spacing w:line="240" w:lineRule="auto"/>
               <w:jc w:val="center"/>
             </w:pPr>
             <w:r>
@@ -21685,6 +22008,7 @@
           <w:p>
             <w:pPr>
               <w:keepNext/>
+              <w:spacing w:line="240" w:lineRule="auto"/>
               <w:jc w:val="left"/>
             </w:pPr>
             <w:r>
@@ -21700,6 +22024,7 @@
           <w:p>
             <w:pPr>
               <w:keepNext/>
+              <w:spacing w:line="240" w:lineRule="auto"/>
               <w:jc w:val="center"/>
             </w:pPr>
             <w:r>
@@ -21715,6 +22040,7 @@
           <w:p>
             <w:pPr>
               <w:keepNext/>
+              <w:spacing w:line="240" w:lineRule="auto"/>
               <w:jc w:val="left"/>
             </w:pPr>
             <w:r>
@@ -21734,6 +22060,7 @@
           </w:tcPr>
           <w:p>
             <w:pPr>
+              <w:spacing w:line="240" w:lineRule="auto"/>
               <w:jc w:val="center"/>
             </w:pPr>
             <w:r>
@@ -21748,6 +22075,7 @@
           </w:tcPr>
           <w:p>
             <w:pPr>
+              <w:spacing w:line="240" w:lineRule="auto"/>
               <w:jc w:val="left"/>
             </w:pPr>
             <w:r>
@@ -21762,6 +22090,7 @@
           </w:tcPr>
           <w:p>
             <w:pPr>
+              <w:spacing w:line="240" w:lineRule="auto"/>
               <w:jc w:val="center"/>
             </w:pPr>
             <w:r>
@@ -21776,6 +22105,7 @@
           </w:tcPr>
           <w:p>
             <w:pPr>
+              <w:spacing w:line="240" w:lineRule="auto"/>
               <w:jc w:val="left"/>
             </w:pPr>
             <w:r>
@@ -21878,6 +22208,7 @@
           <w:p>
             <w:pPr>
               <w:keepNext/>
+              <w:spacing w:line="240" w:lineRule="auto"/>
               <w:jc w:val="center"/>
             </w:pPr>
             <w:r>
@@ -21895,6 +22226,7 @@
           <w:p>
             <w:pPr>
               <w:keepNext/>
+              <w:spacing w:line="240" w:lineRule="auto"/>
               <w:jc w:val="center"/>
             </w:pPr>
             <w:r>
@@ -21912,6 +22244,7 @@
           <w:p>
             <w:pPr>
               <w:keepNext/>
+              <w:spacing w:line="240" w:lineRule="auto"/>
               <w:jc w:val="center"/>
             </w:pPr>
             <w:r>
@@ -21949,6 +22282,7 @@
           <w:p>
             <w:pPr>
               <w:keepNext/>
+              <w:spacing w:line="240" w:lineRule="auto"/>
               <w:jc w:val="center"/>
             </w:pPr>
             <w:r>
@@ -21966,6 +22300,7 @@
           <w:p>
             <w:pPr>
               <w:keepNext/>
+              <w:spacing w:line="240" w:lineRule="auto"/>
               <w:jc w:val="center"/>
             </w:pPr>
             <w:r>
@@ -21988,6 +22323,7 @@
           <w:p>
             <w:pPr>
               <w:keepNext/>
+              <w:spacing w:line="240" w:lineRule="auto"/>
               <w:jc w:val="center"/>
             </w:pPr>
             <w:r>
@@ -22003,6 +22339,7 @@
           <w:p>
             <w:pPr>
               <w:keepNext/>
+              <w:spacing w:line="240" w:lineRule="auto"/>
               <w:jc w:val="center"/>
             </w:pPr>
             <w:r>
@@ -22018,6 +22355,7 @@
           <w:p>
             <w:pPr>
               <w:keepNext/>
+              <w:spacing w:line="240" w:lineRule="auto"/>
               <w:jc w:val="center"/>
             </w:pPr>
             <w:r>
@@ -22033,6 +22371,7 @@
           <w:p>
             <w:pPr>
               <w:keepNext/>
+              <w:spacing w:line="240" w:lineRule="auto"/>
               <w:jc w:val="center"/>
             </w:pPr>
             <w:r>
@@ -22048,6 +22387,7 @@
           <w:p>
             <w:pPr>
               <w:keepNext/>
+              <w:spacing w:line="240" w:lineRule="auto"/>
               <w:jc w:val="center"/>
             </w:pPr>
             <w:r>
@@ -22068,6 +22408,7 @@
           <w:p>
             <w:pPr>
               <w:keepNext/>
+              <w:spacing w:line="240" w:lineRule="auto"/>
               <w:jc w:val="center"/>
             </w:pPr>
             <w:r>
@@ -22083,6 +22424,7 @@
           <w:p>
             <w:pPr>
               <w:keepNext/>
+              <w:spacing w:line="240" w:lineRule="auto"/>
               <w:jc w:val="center"/>
             </w:pPr>
             <w:r>
@@ -22098,6 +22440,7 @@
           <w:p>
             <w:pPr>
               <w:keepNext/>
+              <w:spacing w:line="240" w:lineRule="auto"/>
               <w:jc w:val="center"/>
             </w:pPr>
             <w:r>
@@ -22113,6 +22456,7 @@
           <w:p>
             <w:pPr>
               <w:keepNext/>
+              <w:spacing w:line="240" w:lineRule="auto"/>
               <w:jc w:val="center"/>
             </w:pPr>
             <w:r>
@@ -22128,6 +22472,7 @@
           <w:p>
             <w:pPr>
               <w:keepNext/>
+              <w:spacing w:line="240" w:lineRule="auto"/>
               <w:jc w:val="center"/>
             </w:pPr>
             <w:r>
@@ -22148,6 +22493,7 @@
           <w:p>
             <w:pPr>
               <w:keepNext/>
+              <w:spacing w:line="240" w:lineRule="auto"/>
               <w:jc w:val="center"/>
             </w:pPr>
             <w:r>
@@ -22163,6 +22509,7 @@
           <w:p>
             <w:pPr>
               <w:keepNext/>
+              <w:spacing w:line="240" w:lineRule="auto"/>
               <w:jc w:val="center"/>
             </w:pPr>
             <w:r>
@@ -22178,6 +22525,7 @@
           <w:p>
             <w:pPr>
               <w:keepNext/>
+              <w:spacing w:line="240" w:lineRule="auto"/>
               <w:jc w:val="center"/>
             </w:pPr>
             <w:r>
@@ -22193,6 +22541,7 @@
           <w:p>
             <w:pPr>
               <w:keepNext/>
+              <w:spacing w:line="240" w:lineRule="auto"/>
               <w:jc w:val="center"/>
             </w:pPr>
             <w:r>
@@ -22208,6 +22557,7 @@
           <w:p>
             <w:pPr>
               <w:keepNext/>
+              <w:spacing w:line="240" w:lineRule="auto"/>
               <w:jc w:val="center"/>
             </w:pPr>
             <w:r>
@@ -22228,6 +22578,7 @@
           <w:p>
             <w:pPr>
               <w:keepNext/>
+              <w:spacing w:line="240" w:lineRule="auto"/>
               <w:jc w:val="center"/>
             </w:pPr>
             <w:r>
@@ -22243,6 +22594,7 @@
           <w:p>
             <w:pPr>
               <w:keepNext/>
+              <w:spacing w:line="240" w:lineRule="auto"/>
               <w:jc w:val="center"/>
             </w:pPr>
             <w:r>
@@ -22258,6 +22610,7 @@
           <w:p>
             <w:pPr>
               <w:keepNext/>
+              <w:spacing w:line="240" w:lineRule="auto"/>
               <w:jc w:val="center"/>
             </w:pPr>
             <w:r>
@@ -22273,6 +22626,7 @@
           <w:p>
             <w:pPr>
               <w:keepNext/>
+              <w:spacing w:line="240" w:lineRule="auto"/>
               <w:jc w:val="center"/>
             </w:pPr>
             <w:r>
@@ -22288,6 +22642,7 @@
           <w:p>
             <w:pPr>
               <w:keepNext/>
+              <w:spacing w:line="240" w:lineRule="auto"/>
               <w:jc w:val="center"/>
             </w:pPr>
             <w:r>
@@ -22308,6 +22663,7 @@
           <w:p>
             <w:pPr>
               <w:keepNext/>
+              <w:spacing w:line="240" w:lineRule="auto"/>
               <w:jc w:val="center"/>
             </w:pPr>
             <w:r>
@@ -22323,6 +22679,7 @@
           <w:p>
             <w:pPr>
               <w:keepNext/>
+              <w:spacing w:line="240" w:lineRule="auto"/>
               <w:jc w:val="center"/>
             </w:pPr>
             <w:r>
@@ -22338,6 +22695,7 @@
           <w:p>
             <w:pPr>
               <w:keepNext/>
+              <w:spacing w:line="240" w:lineRule="auto"/>
               <w:jc w:val="center"/>
             </w:pPr>
             <w:r>
@@ -22353,6 +22711,7 @@
           <w:p>
             <w:pPr>
               <w:keepNext/>
+              <w:spacing w:line="240" w:lineRule="auto"/>
               <w:jc w:val="center"/>
             </w:pPr>
             <w:r>
@@ -22368,6 +22727,7 @@
           <w:p>
             <w:pPr>
               <w:keepNext/>
+              <w:spacing w:line="240" w:lineRule="auto"/>
               <w:jc w:val="center"/>
             </w:pPr>
             <w:r>
@@ -22388,6 +22748,7 @@
           <w:p>
             <w:pPr>
               <w:keepNext/>
+              <w:spacing w:line="240" w:lineRule="auto"/>
               <w:jc w:val="center"/>
             </w:pPr>
             <w:r>
@@ -22403,6 +22764,7 @@
           <w:p>
             <w:pPr>
               <w:keepNext/>
+              <w:spacing w:line="240" w:lineRule="auto"/>
               <w:jc w:val="center"/>
             </w:pPr>
             <w:r>
@@ -22418,6 +22780,7 @@
           <w:p>
             <w:pPr>
               <w:keepNext/>
+              <w:spacing w:line="240" w:lineRule="auto"/>
               <w:jc w:val="center"/>
             </w:pPr>
             <w:r>
@@ -22433,6 +22796,7 @@
           <w:p>
             <w:pPr>
               <w:keepNext/>
+              <w:spacing w:line="240" w:lineRule="auto"/>
               <w:jc w:val="center"/>
             </w:pPr>
             <w:r>
@@ -22448,6 +22812,7 @@
           <w:p>
             <w:pPr>
               <w:keepNext/>
+              <w:spacing w:line="240" w:lineRule="auto"/>
               <w:jc w:val="center"/>
             </w:pPr>
             <w:r>
@@ -22468,6 +22833,7 @@
           <w:p>
             <w:pPr>
               <w:keepNext/>
+              <w:spacing w:line="240" w:lineRule="auto"/>
               <w:jc w:val="center"/>
             </w:pPr>
             <w:r>
@@ -22483,6 +22849,7 @@
           <w:p>
             <w:pPr>
               <w:keepNext/>
+              <w:spacing w:line="240" w:lineRule="auto"/>
               <w:jc w:val="center"/>
             </w:pPr>
             <w:r>
@@ -22498,6 +22865,7 @@
           <w:p>
             <w:pPr>
               <w:keepNext/>
+              <w:spacing w:line="240" w:lineRule="auto"/>
               <w:jc w:val="center"/>
             </w:pPr>
             <w:r>
@@ -22513,6 +22881,7 @@
           <w:p>
             <w:pPr>
               <w:keepNext/>
+              <w:spacing w:line="240" w:lineRule="auto"/>
               <w:jc w:val="center"/>
             </w:pPr>
             <w:r>
@@ -22528,6 +22897,7 @@
           <w:p>
             <w:pPr>
               <w:keepNext/>
+              <w:spacing w:line="240" w:lineRule="auto"/>
               <w:jc w:val="center"/>
             </w:pPr>
             <w:r>
@@ -22548,6 +22918,7 @@
           <w:p>
             <w:pPr>
               <w:keepNext/>
+              <w:spacing w:line="240" w:lineRule="auto"/>
               <w:jc w:val="center"/>
             </w:pPr>
             <w:r>
@@ -22563,6 +22934,7 @@
           <w:p>
             <w:pPr>
               <w:keepNext/>
+              <w:spacing w:line="240" w:lineRule="auto"/>
               <w:jc w:val="center"/>
             </w:pPr>
             <w:r>
@@ -22578,6 +22950,7 @@
           <w:p>
             <w:pPr>
               <w:keepNext/>
+              <w:spacing w:line="240" w:lineRule="auto"/>
               <w:jc w:val="center"/>
             </w:pPr>
             <w:r>
@@ -22593,6 +22966,7 @@
           <w:p>
             <w:pPr>
               <w:keepNext/>
+              <w:spacing w:line="240" w:lineRule="auto"/>
               <w:jc w:val="center"/>
             </w:pPr>
             <w:r>
@@ -22608,6 +22982,7 @@
           <w:p>
             <w:pPr>
               <w:keepNext/>
+              <w:spacing w:line="240" w:lineRule="auto"/>
               <w:jc w:val="center"/>
             </w:pPr>
             <w:r>
@@ -22627,6 +23002,7 @@
           </w:tcPr>
           <w:p>
             <w:pPr>
+              <w:spacing w:line="240" w:lineRule="auto"/>
               <w:jc w:val="center"/>
             </w:pPr>
             <w:r>
@@ -22641,6 +23017,7 @@
           </w:tcPr>
           <w:p>
             <w:pPr>
+              <w:spacing w:line="240" w:lineRule="auto"/>
               <w:jc w:val="center"/>
             </w:pPr>
             <w:r>
@@ -22655,6 +23032,7 @@
           </w:tcPr>
           <w:p>
             <w:pPr>
+              <w:spacing w:line="240" w:lineRule="auto"/>
               <w:jc w:val="center"/>
             </w:pPr>
             <w:r>
@@ -22669,6 +23047,7 @@
           </w:tcPr>
           <w:p>
             <w:pPr>
+              <w:spacing w:line="240" w:lineRule="auto"/>
               <w:jc w:val="center"/>
             </w:pPr>
             <w:r>
@@ -22683,6 +23062,7 @@
           </w:tcPr>
           <w:p>
             <w:pPr>
+              <w:spacing w:line="240" w:lineRule="auto"/>
               <w:jc w:val="center"/>
             </w:pPr>
             <w:r>
@@ -22709,7 +23089,7 @@
       </m:oMath>
       <w:r>
         <w:rPr/>
-        <w:t xml:space="preserve"> for a whole scenario does not show where the noise arises. Fig. 9 therefore follows the high-frequency part of the assist torque, </w:t>
+        <w:t xml:space="preserve"> for a whole scenario does not show where the noise arises. Fig. 9 therefore examines the high-frequency part of the assist torque, </w:t>
       </w:r>
       <m:oMath>
         <m:sSub>
@@ -22768,7 +23148,7 @@
       </m:oMath>
       <w:r>
         <w:rPr/>
-        <w:t>, along STEADY with 1 ms resolution for one realization. The first three rows give its RMS over consecutive 1 s intervals, one row per controller on one common scale. The next three rows show the signal itself in a held turn of 0.38 g (86–89 s) and the last three rows in straight driving (92–95 s), each group on its own common scale; both intervals are shaded in the first three rows. During the held turns the three controllers produce similar noise: over the last 3 s of the holds the RMS is 0.18 N·m for Map, 0.29 N·m for PID, and 0.30 N·m for MapPID. The difference appears near straight-ahead driving and in the transitions between turns. In the final 10 s of straight driving the RMS is 1.04 N·m for PID and 0.56 N·m for MapPID, while Map produces no assistance because the measured torque stays inside its dead zone; in the transitions and the short straight segments between turns it is 0.76 and 0.48 N·m. In straight driving (last three rows), the assist torque of PID swings by about ±2 N·m within tens of milliseconds, against about ±1 N·m for MapPID, and this ripple reaches the steering wheel through the column.</w:t>
+        <w:t>, in STEADY with 1 ms resolution. In its upper panel each marker is one 1 s interval of one controller: the abscissa is the mean magnitude of the reference torque in the interval and the ordinate is the RMS of the high-frequency torque. The noise depends on the torque level. In the 33 intervals at nearly zero torque (straight driving, below 0.25 N·m) the median RMS is 0.98 N·m for PID and 0.54 N·m for MapPID, and PID is higher in every one of them, while Map produces none (0.00 N·m) because the measured torque stays inside its dead zone. In the 41 intervals between 0.25 and 2.5 N·m, which are the entries into and the exits from the turns, the medians are 0.57 N·m for PID, 0.40 N·m for MapPID, and 0.25 N·m for Map, and PID is higher than MapPID in 27 of them. In the 25 intervals above 2.5 N·m, in the held turns, PID and MapPID are equal, 0.31 and 0.30 N·m, and Map is at 0.15 N·m. The lower panels show one second of straight driving (92–93 s): the high-frequency torque of PID stays within about ±3 N·m with an RMS of 0.94 N·m, that of MapPID within about ±2 N·m with an RMS of 0.52 N·m, and Map gives none. This ripple of the assist torque reaches the steering wheel through the column.</w:t>
       </w:r>
     </w:p>
     <w:p>
@@ -22779,7 +23159,7 @@
       <w:r>
         <w:drawing xmlns:a="http://schemas.openxmlformats.org/drawingml/2006/main" xmlns:pic="http://schemas.openxmlformats.org/drawingml/2006/picture">
           <wp:inline distT="0" distB="0" distL="0" distR="0">
-            <wp:extent cx="5731200" cy="9033829"/>
+            <wp:extent cx="5731200" cy="5940400"/>
             <wp:effectExtent l="0" t="0" r="0" b="0"/>
             <wp:docPr id="1090" name="Figure group 1090"/>
             <wp:cNvGraphicFramePr/>
@@ -22790,9 +23170,9 @@
                   <wpg:grpSpPr>
                     <a:xfrm>
                       <a:off x="0" y="0"/>
-                      <a:ext cx="5731200" cy="9033829"/>
+                      <a:ext cx="5731200" cy="5940400"/>
                       <a:chOff x="0" y="0"/>
-                      <a:chExt cx="5731200" cy="9033829"/>
+                      <a:chExt cx="5731200" cy="5940400"/>
                     </a:xfrm>
                   </wpg:grpSpPr>
                   <pic:pic>
@@ -22809,7 +23189,7 @@
                     <pic:spPr>
                       <a:xfrm>
                         <a:off x="0" y="0"/>
-                        <a:ext cx="5731200" cy="7550629"/>
+                        <a:ext cx="5731200" cy="5094400"/>
                       </a:xfrm>
                       <a:prstGeom prst="rect">
                         <a:avLst/>
@@ -22821,8 +23201,8 @@
                     <wps:cNvSpPr txBox="1"/>
                     <wps:spPr>
                       <a:xfrm>
-                        <a:off x="0" y="7604629"/>
-                        <a:ext cx="5731200" cy="1429200"/>
+                        <a:off x="0" y="5148400"/>
+                        <a:ext cx="5731200" cy="792000"/>
                       </a:xfrm>
                       <a:prstGeom prst="rect">
                         <a:avLst/>
@@ -22905,7 +23285,45 @@
                             <w:rPr>
                               <w:rStyle w:val="Emphasis"/>
                             </w:rPr>
-                            <w:t xml:space="preserve"> in STEADY (seed 99987, 1 ms): first three rows, RMS over 1 s intervals, with the PID values dashed in the Map and MapPID rows for reference; next three rows, the signal in a held turn (86–89 s); last three rows, the signal in straight driving (92–95 s). One row per controller, one scale in each group; the two shaded intervals in the first three rows are the intervals of the other six.</w:t>
+                            <w:t xml:space="preserve"> in STEADY (seed 99987, 1 ms). Upper panel: RMS over every 1 s interval against the mean </w:t>
+                          </w:r>
+                          <m:oMath>
+                            <m:r>
+                              <m:rPr>
+                                <m:sty m:val="p"/>
+                              </m:rPr>
+                              <m:t xml:space="preserve">|</m:t>
+                            </m:r>
+                            <m:sSub>
+                              <m:e>
+                                <m:r>
+                                  <m:t xml:space="preserve">T</m:t>
+                                </m:r>
+                              </m:e>
+                              <m:sub>
+                                <m:r>
+                                  <m:t xml:space="preserve">r</m:t>
+                                </m:r>
+                                <m:r>
+                                  <m:t xml:space="preserve">e</m:t>
+                                </m:r>
+                                <m:r>
+                                  <m:t xml:space="preserve">f</m:t>
+                                </m:r>
+                              </m:sub>
+                            </m:sSub>
+                            <m:r>
+                              <m:rPr>
+                                <m:sty m:val="p"/>
+                              </m:rPr>
+                              <m:t xml:space="preserve">|</m:t>
+                            </m:r>
+                          </m:oMath>
+                          <w:r>
+                            <w:rPr>
+                              <w:rStyle w:val="Emphasis"/>
+                            </w:rPr>
+                            <w:t xml:space="preserve"> of the interval, one marker per interval and controller. Lower panels: the signal in 1 s of straight driving (92–93 s), one row per controller on one scale, with its RMS.</w:t>
                           </w:r>
                         </w:p>
                       </w:txbxContent>
@@ -23058,7 +23476,7 @@
       <w:r>
         <w:drawing xmlns:a="http://schemas.openxmlformats.org/drawingml/2006/main" xmlns:pic="http://schemas.openxmlformats.org/drawingml/2006/picture">
           <wp:inline distT="0" distB="0" distL="0" distR="0">
-            <wp:extent cx="5731200" cy="3410514"/>
+            <wp:extent cx="5731200" cy="3306114"/>
             <wp:effectExtent l="0" t="0" r="0" b="0"/>
             <wp:docPr id="1100" name="Figure group 1100"/>
             <wp:cNvGraphicFramePr/>
@@ -23069,9 +23487,9 @@
                   <wpg:grpSpPr>
                     <a:xfrm>
                       <a:off x="0" y="0"/>
-                      <a:ext cx="5731200" cy="3410514"/>
+                      <a:ext cx="5731200" cy="3306114"/>
                       <a:chOff x="0" y="0"/>
-                      <a:chExt cx="5731200" cy="3410514"/>
+                      <a:chExt cx="5731200" cy="3306114"/>
                     </a:xfrm>
                   </wpg:grpSpPr>
                   <pic:pic>
@@ -23101,7 +23519,7 @@
                     <wps:spPr>
                       <a:xfrm>
                         <a:off x="0" y="2874114"/>
-                        <a:ext cx="5731200" cy="536400"/>
+                        <a:ext cx="5731200" cy="432000"/>
                       </a:xfrm>
                       <a:prstGeom prst="rect">
                         <a:avLst/>
@@ -23174,7 +23592,7 @@
       <w:r>
         <w:drawing xmlns:a="http://schemas.openxmlformats.org/drawingml/2006/main" xmlns:pic="http://schemas.openxmlformats.org/drawingml/2006/picture">
           <wp:inline distT="0" distB="0" distL="0" distR="0">
-            <wp:extent cx="5731200" cy="5271200"/>
+            <wp:extent cx="5731200" cy="5123600"/>
             <wp:effectExtent l="0" t="0" r="0" b="0"/>
             <wp:docPr id="1110" name="Figure group 1110"/>
             <wp:cNvGraphicFramePr/>
@@ -23185,9 +23603,9 @@
                   <wpg:grpSpPr>
                     <a:xfrm>
                       <a:off x="0" y="0"/>
-                      <a:ext cx="5731200" cy="5271200"/>
+                      <a:ext cx="5731200" cy="5123600"/>
                       <a:chOff x="0" y="0"/>
-                      <a:chExt cx="5731200" cy="5271200"/>
+                      <a:chExt cx="5731200" cy="5123600"/>
                     </a:xfrm>
                   </wpg:grpSpPr>
                   <pic:pic>
@@ -23217,7 +23635,7 @@
                     <wps:spPr>
                       <a:xfrm>
                         <a:off x="0" y="4511600"/>
-                        <a:ext cx="5731200" cy="759600"/>
+                        <a:ext cx="5731200" cy="612000"/>
                       </a:xfrm>
                       <a:prstGeom prst="rect">
                         <a:avLst/>
@@ -23373,7 +23791,7 @@
       </w:pPr>
       <w:r>
         <w:rPr/>
-        <w:t xml:space="preserve">The results are limited by the model and the test conditions. The steering–vehicle model has not been validated against measurements, the road-reaction torque depends on the assumed pneumatic trail, and the driver is represented by a prescribed steering angle, so the driver's correction of the angle in response to the changed effort is not included. The motor current loop and power limits are omitted, and the reference is one published characteristic. The measure </w:t>
+        <w:t xml:space="preserve">The results are limited by the model and the test conditions. One vehicle model and one assist map were used; the procedure is the same for the map of another vehicle, but it was not repeated here. The steering–vehicle model has not been validated against measurements, the road-reaction torque depends on the assumed pneumatic trail, and the driver is represented by a prescribed steering angle, so the driver's correction of the angle in response to the changed effort is not included. The motor current loop and power limits are omitted, and the reference is one published characteristic. The measure </w:t>
       </w:r>
       <m:oMath>
         <m:r>
@@ -23388,10 +23806,11 @@
     <w:p>
       <w:pPr>
         <w:pStyle w:val="Heading1"/>
+        <w:pageBreakBefore/>
       </w:pPr>
       <w:r>
         <w:rPr/>
-        <w:t>Acknowledgments</w:t>
+        <w:t>6. Conclusions</w:t>
       </w:r>
     </w:p>
     <w:p>
@@ -23400,7 +23819,88 @@
       </w:pPr>
       <w:r>
         <w:rPr/>
-        <w:t>The authors acknowledge Ho Chi Minh City University of Technology (HCMUT), Vietnam National University Ho Chi Minh City (VNU-HCM) for supporting this research.</w:t>
+        <w:t>This study added torque feedback to a calibrated assist map as a parallel PID branch that leaves the map and its compensator unchanged, and compared the Map, a PID controller that replaces the map (PID), and the plug-in combination (MapPID) in simulation.</w:t>
+      </w:r>
+    </w:p>
+    <w:p>
+      <w:pPr>
+        <w:ind w:firstLine="720"/>
+      </w:pPr>
+      <w:r>
+        <w:rPr/>
+        <w:t xml:space="preserve">The assist map has a structural accuracy limit. Its slope cannot be made both stable and accurate: on the grid of this study, slopes up to </w:t>
+      </w:r>
+      <m:oMath>
+        <m:sSub>
+          <m:e>
+            <m:r>
+              <m:t xml:space="preserve">K</m:t>
+            </m:r>
+          </m:e>
+          <m:sub>
+            <m:r>
+              <m:t xml:space="preserve">m</m:t>
+            </m:r>
+            <m:r>
+              <m:t xml:space="preserve">a</m:t>
+            </m:r>
+            <m:r>
+              <m:t xml:space="preserve">x</m:t>
+            </m:r>
+          </m:sub>
+        </m:sSub>
+        <m:r>
+          <m:rPr>
+            <m:sty m:val="p"/>
+          </m:rPr>
+          <m:t xml:space="preserve">=</m:t>
+        </m:r>
+        <m:r>
+          <m:rPr>
+            <m:sty m:val="p"/>
+          </m:rPr>
+          <m:t xml:space="preserve">6</m:t>
+        </m:r>
+        <m:r>
+          <m:rPr>
+            <m:sty m:val="p"/>
+          </m:rPr>
+          <m:t xml:space="preserve">.</m:t>
+        </m:r>
+        <m:r>
+          <m:rPr>
+            <m:sty m:val="p"/>
+          </m:rPr>
+          <m:t xml:space="preserve">7</m:t>
+        </m:r>
+        <m:r>
+          <m:rPr>
+            <m:sty m:val="p"/>
+          </m:rPr>
+          <m:t xml:space="preserve">7</m:t>
+        </m:r>
+      </m:oMath>
+      <w:r>
+        <w:rPr/>
+        <w:t xml:space="preserve"> are stable but leave a steady error of at least 26 %, and slopes from 7.81 are accurate but lose the stability margin when the motor gain is doubled. In the independent scenarios the RMS error of Map was 3.3 to 8.1 times that of the feedback controllers. The largest deviations came from the slope limit (up to +32 % in held turns), column Coulomb friction (about ±10 % in speed ramps), and fast steering (−77 % and −87 % in lane changes), while the loss of friction alone accounted for −2 to −14 % of the reference.</w:t>
+      </w:r>
+    </w:p>
+    <w:p>
+      <w:pPr>
+        <w:ind w:firstLine="720"/>
+      </w:pPr>
+      <w:r>
+        <w:rPr/>
+        <w:t>Integral feedback removed the steady errors: PID and MapPID stayed within 0.02 N·m of the reference in every held-turn and friction window. MapPID tracked as well as PID in steady cornering and 7 % and 36 % worse in friction change and weaving, while its assist-torque noise was 30 to 38 % lower and the product of RMS error and noise was 16 to 32 % below that of PID in every scenario. In held turns the two feedback controllers had the same noise; the difference lies in straight driving and in transitions.</w:t>
+      </w:r>
+    </w:p>
+    <w:p>
+      <w:pPr>
+        <w:ind w:firstLine="720"/>
+      </w:pPr>
+      <w:r>
+        <w:rPr/>
+        <w:t>For a vehicle that already has a calibrated map, the PID branch therefore gives the accuracy of torque feedback while keeping the assist torque closer to that of the map, at the cost of tuning four parameters for each vehicle. The results come from one vehicle model that has not been validated against measurements, with a prescribed steering angle instead of a driver. The next steps are to repeat the tuning on the map of another vehicle and to test the perceived steering feel with drivers.</w:t>
       </w:r>
     </w:p>
     <w:p>
@@ -23409,7 +23909,7 @@
       </w:pPr>
       <w:r>
         <w:rPr/>
-        <w:t>Conflict of Interest</w:t>
+        <w:t>Acknowledgments</w:t>
       </w:r>
     </w:p>
     <w:p>
@@ -23418,7 +23918,7 @@
       </w:pPr>
       <w:r>
         <w:rPr/>
-        <w:t>The authors have no conflict of interest to declare.</w:t>
+        <w:t>The authors acknowledge Ho Chi Minh City University of Technology (HCMUT), Vietnam National University Ho Chi Minh City (VNU-HCM) for supporting this research.</w:t>
       </w:r>
     </w:p>
     <w:p>
@@ -23427,7 +23927,7 @@
       </w:pPr>
       <w:r>
         <w:rPr/>
-        <w:t>Author contributions</w:t>
+        <w:t>Conflict of Interest</w:t>
       </w:r>
     </w:p>
     <w:p>
@@ -23436,7 +23936,25 @@
       </w:pPr>
       <w:r>
         <w:rPr/>
-        <w:t>Tram Minh Tan: modeling, simulation, data analysis, writing – original draft. Phung Thanh Huy: supervision, review and editing. All authors have approved the final article.</w:t>
+        <w:t>The authors have no conflict of interest to declare.</w:t>
+      </w:r>
+    </w:p>
+    <w:p>
+      <w:pPr>
+        <w:pStyle w:val="Heading1"/>
+      </w:pPr>
+      <w:r>
+        <w:rPr/>
+        <w:t>Author contributions</w:t>
+      </w:r>
+    </w:p>
+    <w:p>
+      <w:pPr>
+        <w:ind w:firstLine="720"/>
+      </w:pPr>
+      <w:r>
+        <w:rPr/>
+        <w:t>Minh Tan Tram: modeling, simulation, data analysis, writing – original draft. Thanh Huy Phung: supervision, review and editing. All authors have approved the final article.</w:t>
       </w:r>
     </w:p>
     <w:p>
